--- a/Ansible to Orchestrator Transition/Completed/Move Windows Event Logs/Move-ArchivedLogs-ByADGroup/Documentation/05_Validation_and_Testing_Plan.docx
+++ b/Ansible to Orchestrator Transition/Completed/Move Windows Event Logs/Move-ArchivedLogs-ByADGroup/Documentation/05_Validation_and_Testing_Plan.docx
@@ -8,7 +8,15 @@
       </w:pPr>
       <w:bookmarkStart w:id="0" w:name="Xb50c8b74df2a0360ee8586963d2ff1da3737d8f"/>
       <w:r>
-        <w:t>Move Archived Logs (By AD Group) — Validation &amp; Testing Plan</w:t>
+        <w:t xml:space="preserve">Move Archived Logs (By AD </w:t>
+      </w:r>
+      <w:proofErr w:type="gramStart"/>
+      <w:r>
+        <w:t>Group) —</w:t>
+      </w:r>
+      <w:proofErr w:type="gramEnd"/>
+      <w:r>
+        <w:t xml:space="preserve"> Validation &amp; Testing Plan</w:t>
       </w:r>
     </w:p>
     <w:p>
@@ -16,7 +24,23 @@
         <w:pStyle w:val="BlockText"/>
       </w:pPr>
       <w:r>
-        <w:t>Scope: Move-ArchivedLogs-ByADGroup only. Shared items are referenced, not re-tested here.</w:t>
+        <w:t>Scope: Move-</w:t>
+      </w:r>
+      <w:proofErr w:type="spellStart"/>
+      <w:r>
+        <w:t>ArchivedLogs</w:t>
+      </w:r>
+      <w:proofErr w:type="spellEnd"/>
+      <w:r>
+        <w:t>-</w:t>
+      </w:r>
+      <w:proofErr w:type="spellStart"/>
+      <w:r>
+        <w:t>ByADGroup</w:t>
+      </w:r>
+      <w:proofErr w:type="spellEnd"/>
+      <w:r>
+        <w:t xml:space="preserve"> only. Shared items are referenced, not re-tested here.</w:t>
       </w:r>
     </w:p>
     <w:p>
@@ -187,11 +211,19 @@
             <w:pPr>
               <w:pStyle w:val="Compact"/>
             </w:pPr>
-            <w:r>
-              <w:rPr>
-                <w:rStyle w:val="VerbatimChar"/>
-              </w:rPr>
-              <w:t>PowerShellRemotePSObject.getRootObject()</w:t>
+            <w:proofErr w:type="spellStart"/>
+            <w:r>
+              <w:rPr>
+                <w:rStyle w:val="VerbatimChar"/>
+              </w:rPr>
+              <w:t>PowerShellRemotePSObject.getRootObject</w:t>
+            </w:r>
+            <w:proofErr w:type="spellEnd"/>
+            <w:r>
+              <w:rPr>
+                <w:rStyle w:val="VerbatimChar"/>
+              </w:rPr>
+              <w:t>()</w:t>
             </w:r>
             <w:r>
               <w:t xml:space="preserve"> available</w:t>
@@ -209,12 +241,14 @@
             <w:r>
               <w:t xml:space="preserve">Method exists and is callable (Scripting API Browser → Plugin: PowerShell). </w:t>
             </w:r>
+            <w:proofErr w:type="spellStart"/>
             <w:r>
               <w:rPr>
                 <w:rStyle w:val="VerbatimChar"/>
               </w:rPr>
               <w:t>parseScriptOutput</w:t>
             </w:r>
+            <w:proofErr w:type="spellEnd"/>
             <w:r>
               <w:t xml:space="preserve"> uses it exclusively</w:t>
             </w:r>
@@ -254,8 +288,16 @@
               <w:rPr>
                 <w:rStyle w:val="VerbatimChar"/>
               </w:rPr>
-              <w:t>-SecurityGroup_CN</w:t>
-            </w:r>
+              <w:t>-</w:t>
+            </w:r>
+            <w:proofErr w:type="spellStart"/>
+            <w:r>
+              <w:rPr>
+                <w:rStyle w:val="VerbatimChar"/>
+              </w:rPr>
+              <w:t>SecurityGroup_CN</w:t>
+            </w:r>
+            <w:proofErr w:type="spellEnd"/>
             <w:r>
               <w:t xml:space="preserve"> present (underscore — not </w:t>
             </w:r>
@@ -263,8 +305,16 @@
               <w:rPr>
                 <w:rStyle w:val="VerbatimChar"/>
               </w:rPr>
-              <w:t>-SecurityGroupCN</w:t>
-            </w:r>
+              <w:t>-</w:t>
+            </w:r>
+            <w:proofErr w:type="spellStart"/>
+            <w:r>
+              <w:rPr>
+                <w:rStyle w:val="VerbatimChar"/>
+              </w:rPr>
+              <w:t>SecurityGroupCN</w:t>
+            </w:r>
+            <w:proofErr w:type="spellEnd"/>
             <w:r>
               <w:t>)</w:t>
             </w:r>
@@ -326,17 +376,27 @@
               <w:rPr>
                 <w:rStyle w:val="VerbatimChar"/>
               </w:rPr>
-              <w:t>move-archived-logs-ByCN</w:t>
-            </w:r>
+              <w:t>move-archived-logs-</w:t>
+            </w:r>
+            <w:proofErr w:type="spellStart"/>
+            <w:r>
+              <w:rPr>
+                <w:rStyle w:val="VerbatimChar"/>
+              </w:rPr>
+              <w:t>ByCN</w:t>
+            </w:r>
+            <w:proofErr w:type="spellEnd"/>
             <w:r>
               <w:t xml:space="preserve"> present in the script </w:t>
             </w:r>
+            <w:proofErr w:type="spellStart"/>
             <w:r>
               <w:rPr>
                 <w:rStyle w:val="VerbatimChar"/>
               </w:rPr>
               <w:t>ValidateSet</w:t>
             </w:r>
+            <w:proofErr w:type="spellEnd"/>
           </w:p>
         </w:tc>
         <w:tc>
@@ -419,12 +479,14 @@
             <w:r>
               <w:t xml:space="preserve">, update the workflow </w:t>
             </w:r>
+            <w:proofErr w:type="spellStart"/>
             <w:r>
               <w:rPr>
                 <w:rStyle w:val="VerbatimChar"/>
               </w:rPr>
               <w:t>scriptPath</w:t>
             </w:r>
+            <w:proofErr w:type="spellEnd"/>
             <w:r>
               <w:t xml:space="preserve"> input default</w:t>
             </w:r>
@@ -484,7 +546,21 @@
               <w:rPr>
                 <w:rStyle w:val="VerbatimChar"/>
               </w:rPr>
-              <w:t>Test-Path '\\&lt;target&gt;\C$\Windows\System32\winevt\Logs'</w:t>
+              <w:t>Test-Path '\\&lt;target&gt;\C$\Windows\System32\</w:t>
+            </w:r>
+            <w:proofErr w:type="spellStart"/>
+            <w:r>
+              <w:rPr>
+                <w:rStyle w:val="VerbatimChar"/>
+              </w:rPr>
+              <w:t>winevt</w:t>
+            </w:r>
+            <w:proofErr w:type="spellEnd"/>
+            <w:r>
+              <w:rPr>
+                <w:rStyle w:val="VerbatimChar"/>
+              </w:rPr>
+              <w:t>\Logs'</w:t>
             </w:r>
             <w:r>
               <w:t xml:space="preserve"> → </w:t>
@@ -541,7 +617,23 @@
               <w:pStyle w:val="Compact"/>
             </w:pPr>
             <w:r>
-              <w:t>Delegation tab: "Trust this computer for delegation to specified services only" set; file-server CIFS SPN listed. If not, engage the AD team before live runs (Kerberos auth path)</w:t>
+              <w:t xml:space="preserve">Delegation tab: "Trust this computer for delegation to specified services only" set; </w:t>
+            </w:r>
+            <w:proofErr w:type="gramStart"/>
+            <w:r>
+              <w:t>file-server</w:t>
+            </w:r>
+            <w:proofErr w:type="gramEnd"/>
+            <w:r>
+              <w:t xml:space="preserve"> CIFS SPN listed. If not, engage the AD team before </w:t>
+            </w:r>
+            <w:proofErr w:type="gramStart"/>
+            <w:r>
+              <w:t>live</w:t>
+            </w:r>
+            <w:proofErr w:type="gramEnd"/>
+            <w:r>
+              <w:t xml:space="preserve"> runs (Kerberos auth path)</w:t>
             </w:r>
           </w:p>
         </w:tc>
@@ -573,24 +665,54 @@
               <w:pStyle w:val="Compact"/>
             </w:pPr>
             <w:r>
-              <w:t>RSAT ActiveDirectory tools on PS host</w:t>
-            </w:r>
-          </w:p>
-        </w:tc>
-        <w:tc>
-          <w:tcPr>
-            <w:tcW w:w="0" w:type="auto"/>
-          </w:tcPr>
-          <w:p>
-            <w:pPr>
-              <w:pStyle w:val="Compact"/>
-            </w:pPr>
-            <w:r>
-              <w:rPr>
-                <w:rStyle w:val="VerbatimChar"/>
-              </w:rPr>
-              <w:t>Get-Module -ListAvailable ActiveDirectory</w:t>
-            </w:r>
+              <w:t xml:space="preserve">RSAT </w:t>
+            </w:r>
+            <w:proofErr w:type="spellStart"/>
+            <w:r>
+              <w:t>ActiveDirectory</w:t>
+            </w:r>
+            <w:proofErr w:type="spellEnd"/>
+            <w:r>
+              <w:t xml:space="preserve"> tools on PS host</w:t>
+            </w:r>
+          </w:p>
+        </w:tc>
+        <w:tc>
+          <w:tcPr>
+            <w:tcW w:w="0" w:type="auto"/>
+          </w:tcPr>
+          <w:p>
+            <w:pPr>
+              <w:pStyle w:val="Compact"/>
+            </w:pPr>
+            <w:r>
+              <w:rPr>
+                <w:rStyle w:val="VerbatimChar"/>
+              </w:rPr>
+              <w:t>Get-Module -</w:t>
+            </w:r>
+            <w:proofErr w:type="spellStart"/>
+            <w:r>
+              <w:rPr>
+                <w:rStyle w:val="VerbatimChar"/>
+              </w:rPr>
+              <w:t>ListAvailable</w:t>
+            </w:r>
+            <w:proofErr w:type="spellEnd"/>
+            <w:r>
+              <w:rPr>
+                <w:rStyle w:val="VerbatimChar"/>
+              </w:rPr>
+              <w:t xml:space="preserve"> </w:t>
+            </w:r>
+            <w:proofErr w:type="spellStart"/>
+            <w:r>
+              <w:rPr>
+                <w:rStyle w:val="VerbatimChar"/>
+              </w:rPr>
+              <w:t>ActiveDirectory</w:t>
+            </w:r>
+            <w:proofErr w:type="spellEnd"/>
             <w:r>
               <w:t xml:space="preserve"> lists the module. If not found, install RSAT AD tools before running the workflow</w:t>
             </w:r>
@@ -694,12 +816,14 @@
             <w:r>
               <w:t xml:space="preserve">Action </w:t>
             </w:r>
+            <w:proofErr w:type="spellStart"/>
             <w:r>
               <w:rPr>
                 <w:rStyle w:val="VerbatimChar"/>
               </w:rPr>
               <w:t>buildMoveByADGroupInvocation</w:t>
             </w:r>
+            <w:proofErr w:type="spellEnd"/>
             <w:r>
               <w:t xml:space="preserve"> deployed</w:t>
             </w:r>
@@ -716,12 +840,30 @@
             <w:r>
               <w:t xml:space="preserve">Module </w:t>
             </w:r>
-            <w:r>
-              <w:rPr>
-                <w:rStyle w:val="VerbatimChar"/>
-              </w:rPr>
-              <w:t>broadcom.pso.vc.vm.guestOps.files.windows.logs</w:t>
-            </w:r>
+            <w:proofErr w:type="spellStart"/>
+            <w:proofErr w:type="gramStart"/>
+            <w:r>
+              <w:rPr>
+                <w:rStyle w:val="VerbatimChar"/>
+              </w:rPr>
+              <w:t>broadcom.pso.vc.vm.guestOps.files</w:t>
+            </w:r>
+            <w:proofErr w:type="gramEnd"/>
+            <w:r>
+              <w:rPr>
+                <w:rStyle w:val="VerbatimChar"/>
+              </w:rPr>
+              <w:t>.</w:t>
+            </w:r>
+            <w:proofErr w:type="gramStart"/>
+            <w:r>
+              <w:rPr>
+                <w:rStyle w:val="VerbatimChar"/>
+              </w:rPr>
+              <w:t>windows.logs</w:t>
+            </w:r>
+            <w:proofErr w:type="spellEnd"/>
+            <w:proofErr w:type="gramEnd"/>
             <w:r>
               <w:t xml:space="preserve">; return type </w:t>
             </w:r>
@@ -764,12 +906,14 @@
             <w:r>
               <w:t xml:space="preserve">Action </w:t>
             </w:r>
+            <w:proofErr w:type="spellStart"/>
             <w:r>
               <w:rPr>
                 <w:rStyle w:val="VerbatimChar"/>
               </w:rPr>
               <w:t>parseScriptOutput</w:t>
             </w:r>
+            <w:proofErr w:type="spellEnd"/>
             <w:r>
               <w:t xml:space="preserve"> deployed (shared)</w:t>
             </w:r>
@@ -822,8 +966,30 @@
               <w:rPr>
                 <w:rStyle w:val="VerbatimChar"/>
               </w:rPr>
-              <w:t>Move-ArchivedLogs-ByADGroup</w:t>
-            </w:r>
+              <w:t>Move-</w:t>
+            </w:r>
+            <w:proofErr w:type="spellStart"/>
+            <w:r>
+              <w:rPr>
+                <w:rStyle w:val="VerbatimChar"/>
+              </w:rPr>
+              <w:t>ArchivedLogs</w:t>
+            </w:r>
+            <w:proofErr w:type="spellEnd"/>
+            <w:r>
+              <w:rPr>
+                <w:rStyle w:val="VerbatimChar"/>
+              </w:rPr>
+              <w:t>-</w:t>
+            </w:r>
+            <w:proofErr w:type="spellStart"/>
+            <w:r>
+              <w:rPr>
+                <w:rStyle w:val="VerbatimChar"/>
+              </w:rPr>
+              <w:t>ByADGroup</w:t>
+            </w:r>
+            <w:proofErr w:type="spellEnd"/>
             <w:r>
               <w:t xml:space="preserve"> deployed</w:t>
             </w:r>
@@ -920,39 +1086,47 @@
             <w:pPr>
               <w:pStyle w:val="Compact"/>
             </w:pPr>
+            <w:proofErr w:type="spellStart"/>
             <w:r>
               <w:rPr>
                 <w:rStyle w:val="VerbatimChar"/>
               </w:rPr>
               <w:t>scriptPath</w:t>
             </w:r>
+            <w:proofErr w:type="spellEnd"/>
             <w:r>
               <w:t xml:space="preserve">, </w:t>
             </w:r>
+            <w:proofErr w:type="spellStart"/>
             <w:r>
               <w:rPr>
                 <w:rStyle w:val="VerbatimChar"/>
               </w:rPr>
               <w:t>domainName</w:t>
             </w:r>
+            <w:proofErr w:type="spellEnd"/>
             <w:r>
               <w:t xml:space="preserve">, </w:t>
             </w:r>
+            <w:proofErr w:type="spellStart"/>
             <w:r>
               <w:rPr>
                 <w:rStyle w:val="VerbatimChar"/>
               </w:rPr>
               <w:t>fileShareTarget</w:t>
             </w:r>
+            <w:proofErr w:type="spellEnd"/>
             <w:r>
               <w:t xml:space="preserve">, </w:t>
             </w:r>
+            <w:proofErr w:type="spellStart"/>
             <w:r>
               <w:rPr>
                 <w:rStyle w:val="VerbatimChar"/>
               </w:rPr>
               <w:t>fileFilter</w:t>
             </w:r>
+            <w:proofErr w:type="spellEnd"/>
             <w:r>
               <w:t xml:space="preserve"> (e.g. </w:t>
             </w:r>
@@ -960,17 +1134,27 @@
               <w:rPr>
                 <w:rStyle w:val="VerbatimChar"/>
               </w:rPr>
-              <w:t>Archive-*.evtx</w:t>
-            </w:r>
+              <w:t>Archive-*.</w:t>
+            </w:r>
+            <w:proofErr w:type="spellStart"/>
+            <w:r>
+              <w:rPr>
+                <w:rStyle w:val="VerbatimChar"/>
+              </w:rPr>
+              <w:t>evtx</w:t>
+            </w:r>
+            <w:proofErr w:type="spellEnd"/>
             <w:r>
               <w:t xml:space="preserve">), </w:t>
             </w:r>
+            <w:proofErr w:type="spellStart"/>
             <w:r>
               <w:rPr>
                 <w:rStyle w:val="VerbatimChar"/>
               </w:rPr>
               <w:t>fileAgeDays</w:t>
             </w:r>
+            <w:proofErr w:type="spellEnd"/>
             <w:r>
               <w:t xml:space="preserve"> (e.g. </w:t>
             </w:r>
@@ -983,12 +1167,14 @@
             <w:r>
               <w:t xml:space="preserve">) each have a default; </w:t>
             </w:r>
+            <w:proofErr w:type="spellStart"/>
             <w:r>
               <w:rPr>
                 <w:rStyle w:val="VerbatimChar"/>
               </w:rPr>
               <w:t>groupDN</w:t>
             </w:r>
+            <w:proofErr w:type="spellEnd"/>
             <w:r>
               <w:t xml:space="preserve"> has </w:t>
             </w:r>
@@ -1043,12 +1229,14 @@
             <w:r>
               <w:t xml:space="preserve"> available and returns </w:t>
             </w:r>
+            <w:proofErr w:type="spellStart"/>
             <w:r>
               <w:rPr>
                 <w:rStyle w:val="VerbatimChar"/>
               </w:rPr>
               <w:t>PowerShellRemotePSObject</w:t>
             </w:r>
+            <w:proofErr w:type="spellEnd"/>
           </w:p>
         </w:tc>
         <w:tc>
@@ -1080,12 +1268,14 @@
       <w:pPr>
         <w:pStyle w:val="FirstParagraph"/>
       </w:pPr>
+      <w:proofErr w:type="spellStart"/>
       <w:r>
         <w:rPr>
           <w:rStyle w:val="VerbatimChar"/>
         </w:rPr>
         <w:t>buildMoveByADGroupInvocation</w:t>
       </w:r>
+      <w:proofErr w:type="spellEnd"/>
       <w:r>
         <w:t>:</w:t>
       </w:r>
@@ -1097,9 +1287,9 @@
         <w:tblLook w:val="0020" w:firstRow="1" w:lastRow="0" w:firstColumn="0" w:lastColumn="0" w:noHBand="0" w:noVBand="0"/>
       </w:tblPr>
       <w:tblGrid>
-        <w:gridCol w:w="533"/>
-        <w:gridCol w:w="4896"/>
-        <w:gridCol w:w="4147"/>
+        <w:gridCol w:w="553"/>
+        <w:gridCol w:w="4909"/>
+        <w:gridCol w:w="4114"/>
       </w:tblGrid>
       <w:tr>
         <w:trPr>
@@ -1175,56 +1365,192 @@
             <w:r>
               <w:t xml:space="preserve">Valid: </w:t>
             </w:r>
-            <w:r>
-              <w:rPr>
-                <w:rStyle w:val="VerbatimChar"/>
-              </w:rPr>
-              <w:t>scriptPath='C:\PSO\Scripts\cvs_functions.ps1'</w:t>
+            <w:proofErr w:type="spellStart"/>
+            <w:r>
+              <w:rPr>
+                <w:rStyle w:val="VerbatimChar"/>
+              </w:rPr>
+              <w:t>scriptPath</w:t>
+            </w:r>
+            <w:proofErr w:type="spellEnd"/>
+            <w:r>
+              <w:rPr>
+                <w:rStyle w:val="VerbatimChar"/>
+              </w:rPr>
+              <w:t>='C:\PSO\Scripts\cvs_functions.ps1'</w:t>
             </w:r>
             <w:r>
               <w:t xml:space="preserve">, </w:t>
             </w:r>
-            <w:r>
-              <w:rPr>
-                <w:rStyle w:val="VerbatimChar"/>
-              </w:rPr>
-              <w:t>groupDN='CN=WinLogServers,OU=Groups,DC=corp,DC=local'</w:t>
+            <w:proofErr w:type="spellStart"/>
+            <w:r>
+              <w:rPr>
+                <w:rStyle w:val="VerbatimChar"/>
+              </w:rPr>
+              <w:t>groupDN</w:t>
+            </w:r>
+            <w:proofErr w:type="spellEnd"/>
+            <w:r>
+              <w:rPr>
+                <w:rStyle w:val="VerbatimChar"/>
+              </w:rPr>
+              <w:t>='CN=</w:t>
+            </w:r>
+            <w:proofErr w:type="spellStart"/>
+            <w:proofErr w:type="gramStart"/>
+            <w:r>
+              <w:rPr>
+                <w:rStyle w:val="VerbatimChar"/>
+              </w:rPr>
+              <w:t>WinLogServers,OU</w:t>
+            </w:r>
+            <w:proofErr w:type="spellEnd"/>
+            <w:proofErr w:type="gramEnd"/>
+            <w:r>
+              <w:rPr>
+                <w:rStyle w:val="VerbatimChar"/>
+              </w:rPr>
+              <w:t>=</w:t>
+            </w:r>
+            <w:proofErr w:type="spellStart"/>
+            <w:proofErr w:type="gramStart"/>
+            <w:r>
+              <w:rPr>
+                <w:rStyle w:val="VerbatimChar"/>
+              </w:rPr>
+              <w:t>Groups,</w:t>
+            </w:r>
+            <w:r>
+              <w:rPr>
+                <w:rStyle w:val="VerbatimChar"/>
+              </w:rPr>
+              <w:t>DC</w:t>
+            </w:r>
+            <w:proofErr w:type="spellEnd"/>
+            <w:proofErr w:type="gramEnd"/>
+            <w:r>
+              <w:rPr>
+                <w:rStyle w:val="VerbatimChar"/>
+              </w:rPr>
+              <w:t>=</w:t>
+            </w:r>
+            <w:proofErr w:type="spellStart"/>
+            <w:proofErr w:type="gramStart"/>
+            <w:r>
+              <w:rPr>
+                <w:rStyle w:val="VerbatimChar"/>
+              </w:rPr>
+              <w:t>vcf,DC</w:t>
+            </w:r>
+            <w:proofErr w:type="spellEnd"/>
+            <w:proofErr w:type="gramEnd"/>
+            <w:r>
+              <w:rPr>
+                <w:rStyle w:val="VerbatimChar"/>
+              </w:rPr>
+              <w:t>=lab</w:t>
+            </w:r>
+            <w:r>
+              <w:rPr>
+                <w:rStyle w:val="VerbatimChar"/>
+              </w:rPr>
+              <w:t>'</w:t>
             </w:r>
             <w:r>
               <w:t xml:space="preserve">, </w:t>
             </w:r>
-            <w:r>
-              <w:rPr>
-                <w:rStyle w:val="VerbatimChar"/>
-              </w:rPr>
-              <w:t>domainName='corp.local'</w:t>
+            <w:proofErr w:type="spellStart"/>
+            <w:r>
+              <w:rPr>
+                <w:rStyle w:val="VerbatimChar"/>
+              </w:rPr>
+              <w:t>domainName</w:t>
+            </w:r>
+            <w:proofErr w:type="spellEnd"/>
+            <w:r>
+              <w:rPr>
+                <w:rStyle w:val="VerbatimChar"/>
+              </w:rPr>
+              <w:t>='</w:t>
+            </w:r>
+            <w:proofErr w:type="spellStart"/>
+            <w:r>
+              <w:rPr>
+                <w:rStyle w:val="VerbatimChar"/>
+              </w:rPr>
+              <w:t>vcf.lab</w:t>
+            </w:r>
+            <w:proofErr w:type="spellEnd"/>
+            <w:r>
+              <w:rPr>
+                <w:rStyle w:val="VerbatimChar"/>
+              </w:rPr>
+              <w:t>'</w:t>
             </w:r>
             <w:r>
               <w:t xml:space="preserve">, </w:t>
             </w:r>
-            <w:r>
-              <w:rPr>
-                <w:rStyle w:val="VerbatimChar"/>
-              </w:rPr>
-              <w:t>fileShareTarget='\\fileserver\share$\Windows'</w:t>
+            <w:proofErr w:type="spellStart"/>
+            <w:r>
+              <w:rPr>
+                <w:rStyle w:val="VerbatimChar"/>
+              </w:rPr>
+              <w:t>fileShareTarget</w:t>
+            </w:r>
+            <w:proofErr w:type="spellEnd"/>
+            <w:r>
+              <w:rPr>
+                <w:rStyle w:val="VerbatimChar"/>
+              </w:rPr>
+              <w:t>='\\fileserver\share$\Windows'</w:t>
             </w:r>
             <w:r>
               <w:t xml:space="preserve">, </w:t>
             </w:r>
-            <w:r>
-              <w:rPr>
-                <w:rStyle w:val="VerbatimChar"/>
-              </w:rPr>
-              <w:t>fileFilter='Archive-*.evtx'</w:t>
+            <w:proofErr w:type="spellStart"/>
+            <w:r>
+              <w:rPr>
+                <w:rStyle w:val="VerbatimChar"/>
+              </w:rPr>
+              <w:t>fileFilter</w:t>
+            </w:r>
+            <w:proofErr w:type="spellEnd"/>
+            <w:r>
+              <w:rPr>
+                <w:rStyle w:val="VerbatimChar"/>
+              </w:rPr>
+              <w:t>='Archive-*.</w:t>
+            </w:r>
+            <w:proofErr w:type="spellStart"/>
+            <w:r>
+              <w:rPr>
+                <w:rStyle w:val="VerbatimChar"/>
+              </w:rPr>
+              <w:t>evtx</w:t>
+            </w:r>
+            <w:proofErr w:type="spellEnd"/>
+            <w:r>
+              <w:rPr>
+                <w:rStyle w:val="VerbatimChar"/>
+              </w:rPr>
+              <w:t>'</w:t>
             </w:r>
             <w:r>
               <w:t xml:space="preserve">, </w:t>
             </w:r>
-            <w:r>
-              <w:rPr>
-                <w:rStyle w:val="VerbatimChar"/>
-              </w:rPr>
-              <w:t>fileAgeDays=-1</w:t>
+            <w:proofErr w:type="spellStart"/>
+            <w:r>
+              <w:rPr>
+                <w:rStyle w:val="VerbatimChar"/>
+              </w:rPr>
+              <w:t>fileAgeDays</w:t>
+            </w:r>
+            <w:proofErr w:type="spellEnd"/>
+            <w:r>
+              <w:rPr>
+                <w:rStyle w:val="VerbatimChar"/>
+              </w:rPr>
+              <w:t>=-1</w:t>
             </w:r>
           </w:p>
         </w:tc>
@@ -1243,7 +1569,187 @@
               <w:rPr>
                 <w:rStyle w:val="VerbatimChar"/>
               </w:rPr>
-              <w:t>&amp; "C:\PSO\Scripts\cvs_functions.ps1" -Action 'move-archived-logs-ByCN' -SecurityGroup_CN 'CN=WinLogServers,OU=Groups,DC=corp,DC=local' -DomainName 'corp.local' -FileShareTarget '\\fileserver\share$\Windows' -FilterOn 'Archive-*.evtx' -NumberOfDays '-1' *&gt;&amp;1 | Out-String -Width 4096</w:t>
+              <w:t>&amp; "C:\PSO\Scripts\cvs_functions.ps1" -Action 'move-archived-logs-</w:t>
+            </w:r>
+            <w:proofErr w:type="spellStart"/>
+            <w:r>
+              <w:rPr>
+                <w:rStyle w:val="VerbatimChar"/>
+              </w:rPr>
+              <w:t>ByCN</w:t>
+            </w:r>
+            <w:proofErr w:type="spellEnd"/>
+            <w:r>
+              <w:rPr>
+                <w:rStyle w:val="VerbatimChar"/>
+              </w:rPr>
+              <w:t>' -</w:t>
+            </w:r>
+            <w:proofErr w:type="spellStart"/>
+            <w:r>
+              <w:rPr>
+                <w:rStyle w:val="VerbatimChar"/>
+              </w:rPr>
+              <w:t>SecurityGroup_</w:t>
+            </w:r>
+            <w:proofErr w:type="gramStart"/>
+            <w:r>
+              <w:rPr>
+                <w:rStyle w:val="VerbatimChar"/>
+              </w:rPr>
+              <w:t>CN</w:t>
+            </w:r>
+            <w:proofErr w:type="spellEnd"/>
+            <w:proofErr w:type="gramEnd"/>
+            <w:r>
+              <w:rPr>
+                <w:rStyle w:val="VerbatimChar"/>
+              </w:rPr>
+              <w:t xml:space="preserve"> 'CN=</w:t>
+            </w:r>
+            <w:proofErr w:type="spellStart"/>
+            <w:proofErr w:type="gramStart"/>
+            <w:r>
+              <w:rPr>
+                <w:rStyle w:val="VerbatimChar"/>
+              </w:rPr>
+              <w:t>WinLogServers,OU</w:t>
+            </w:r>
+            <w:proofErr w:type="spellEnd"/>
+            <w:proofErr w:type="gramEnd"/>
+            <w:r>
+              <w:rPr>
+                <w:rStyle w:val="VerbatimChar"/>
+              </w:rPr>
+              <w:t>=</w:t>
+            </w:r>
+            <w:proofErr w:type="spellStart"/>
+            <w:proofErr w:type="gramStart"/>
+            <w:r>
+              <w:rPr>
+                <w:rStyle w:val="VerbatimChar"/>
+              </w:rPr>
+              <w:t>Groups,</w:t>
+            </w:r>
+            <w:r>
+              <w:rPr>
+                <w:rStyle w:val="VerbatimChar"/>
+              </w:rPr>
+              <w:t>DC</w:t>
+            </w:r>
+            <w:proofErr w:type="spellEnd"/>
+            <w:proofErr w:type="gramEnd"/>
+            <w:r>
+              <w:rPr>
+                <w:rStyle w:val="VerbatimChar"/>
+              </w:rPr>
+              <w:t>=</w:t>
+            </w:r>
+            <w:proofErr w:type="spellStart"/>
+            <w:proofErr w:type="gramStart"/>
+            <w:r>
+              <w:rPr>
+                <w:rStyle w:val="VerbatimChar"/>
+              </w:rPr>
+              <w:t>vcf,DC</w:t>
+            </w:r>
+            <w:proofErr w:type="spellEnd"/>
+            <w:proofErr w:type="gramEnd"/>
+            <w:r>
+              <w:rPr>
+                <w:rStyle w:val="VerbatimChar"/>
+              </w:rPr>
+              <w:t>=lab</w:t>
+            </w:r>
+            <w:r>
+              <w:rPr>
+                <w:rStyle w:val="VerbatimChar"/>
+              </w:rPr>
+              <w:t>' -</w:t>
+            </w:r>
+            <w:proofErr w:type="spellStart"/>
+            <w:r>
+              <w:rPr>
+                <w:rStyle w:val="VerbatimChar"/>
+              </w:rPr>
+              <w:t>DomainName</w:t>
+            </w:r>
+            <w:proofErr w:type="spellEnd"/>
+            <w:r>
+              <w:rPr>
+                <w:rStyle w:val="VerbatimChar"/>
+              </w:rPr>
+              <w:t xml:space="preserve"> '</w:t>
+            </w:r>
+            <w:proofErr w:type="spellStart"/>
+            <w:r>
+              <w:rPr>
+                <w:rStyle w:val="VerbatimChar"/>
+              </w:rPr>
+              <w:t>vcf.lab</w:t>
+            </w:r>
+            <w:proofErr w:type="spellEnd"/>
+            <w:r>
+              <w:rPr>
+                <w:rStyle w:val="VerbatimChar"/>
+              </w:rPr>
+              <w:t>' -</w:t>
+            </w:r>
+            <w:proofErr w:type="spellStart"/>
+            <w:r>
+              <w:rPr>
+                <w:rStyle w:val="VerbatimChar"/>
+              </w:rPr>
+              <w:t>FileShareTarget</w:t>
+            </w:r>
+            <w:proofErr w:type="spellEnd"/>
+            <w:r>
+              <w:rPr>
+                <w:rStyle w:val="VerbatimChar"/>
+              </w:rPr>
+              <w:t xml:space="preserve"> '\\fileserver\share$\Windows' -</w:t>
+            </w:r>
+            <w:proofErr w:type="spellStart"/>
+            <w:r>
+              <w:rPr>
+                <w:rStyle w:val="VerbatimChar"/>
+              </w:rPr>
+              <w:t>FilterOn</w:t>
+            </w:r>
+            <w:proofErr w:type="spellEnd"/>
+            <w:r>
+              <w:rPr>
+                <w:rStyle w:val="VerbatimChar"/>
+              </w:rPr>
+              <w:t xml:space="preserve"> 'Archive-*.</w:t>
+            </w:r>
+            <w:proofErr w:type="spellStart"/>
+            <w:r>
+              <w:rPr>
+                <w:rStyle w:val="VerbatimChar"/>
+              </w:rPr>
+              <w:t>evtx</w:t>
+            </w:r>
+            <w:proofErr w:type="spellEnd"/>
+            <w:r>
+              <w:rPr>
+                <w:rStyle w:val="VerbatimChar"/>
+              </w:rPr>
+              <w:t>' -</w:t>
+            </w:r>
+            <w:proofErr w:type="spellStart"/>
+            <w:r>
+              <w:rPr>
+                <w:rStyle w:val="VerbatimChar"/>
+              </w:rPr>
+              <w:t>NumberOfDays</w:t>
+            </w:r>
+            <w:proofErr w:type="spellEnd"/>
+            <w:r>
+              <w:rPr>
+                <w:rStyle w:val="VerbatimChar"/>
+              </w:rPr>
+              <w:t xml:space="preserve"> '-1' *&gt;&amp;1 | Out-String -Width 4096</w:t>
             </w:r>
             <w:r>
               <w:t xml:space="preserve">. Note </w:t>
@@ -1252,8 +1758,16 @@
               <w:rPr>
                 <w:rStyle w:val="VerbatimChar"/>
               </w:rPr>
-              <w:t>-SecurityGroup_CN</w:t>
-            </w:r>
+              <w:t>-</w:t>
+            </w:r>
+            <w:proofErr w:type="spellStart"/>
+            <w:r>
+              <w:rPr>
+                <w:rStyle w:val="VerbatimChar"/>
+              </w:rPr>
+              <w:t>SecurityGroup_CN</w:t>
+            </w:r>
+            <w:proofErr w:type="spellEnd"/>
             <w:r>
               <w:t xml:space="preserve"> underscore</w:t>
             </w:r>
@@ -1286,11 +1800,19 @@
             <w:pPr>
               <w:pStyle w:val="Compact"/>
             </w:pPr>
-            <w:r>
-              <w:rPr>
-                <w:rStyle w:val="VerbatimChar"/>
-              </w:rPr>
-              <w:t>scriptPath=''</w:t>
+            <w:proofErr w:type="spellStart"/>
+            <w:r>
+              <w:rPr>
+                <w:rStyle w:val="VerbatimChar"/>
+              </w:rPr>
+              <w:t>scriptPath</w:t>
+            </w:r>
+            <w:proofErr w:type="spellEnd"/>
+            <w:r>
+              <w:rPr>
+                <w:rStyle w:val="VerbatimChar"/>
+              </w:rPr>
+              <w:t>=''</w:t>
             </w:r>
           </w:p>
         </w:tc>
@@ -1305,11 +1827,19 @@
             <w:r>
               <w:t xml:space="preserve">Throws Error containing </w:t>
             </w:r>
-            <w:r>
-              <w:rPr>
-                <w:rStyle w:val="VerbatimChar"/>
-              </w:rPr>
-              <w:t>scriptPath is required</w:t>
+            <w:proofErr w:type="spellStart"/>
+            <w:r>
+              <w:rPr>
+                <w:rStyle w:val="VerbatimChar"/>
+              </w:rPr>
+              <w:t>scriptPath</w:t>
+            </w:r>
+            <w:proofErr w:type="spellEnd"/>
+            <w:r>
+              <w:rPr>
+                <w:rStyle w:val="VerbatimChar"/>
+              </w:rPr>
+              <w:t xml:space="preserve"> is required</w:t>
             </w:r>
           </w:p>
         </w:tc>
@@ -1340,11 +1870,19 @@
             <w:pPr>
               <w:pStyle w:val="Compact"/>
             </w:pPr>
-            <w:r>
-              <w:rPr>
-                <w:rStyle w:val="VerbatimChar"/>
-              </w:rPr>
-              <w:t>groupDN=''</w:t>
+            <w:proofErr w:type="spellStart"/>
+            <w:r>
+              <w:rPr>
+                <w:rStyle w:val="VerbatimChar"/>
+              </w:rPr>
+              <w:t>groupDN</w:t>
+            </w:r>
+            <w:proofErr w:type="spellEnd"/>
+            <w:r>
+              <w:rPr>
+                <w:rStyle w:val="VerbatimChar"/>
+              </w:rPr>
+              <w:t>=''</w:t>
             </w:r>
           </w:p>
         </w:tc>
@@ -1359,11 +1897,19 @@
             <w:r>
               <w:t xml:space="preserve">Throws Error containing </w:t>
             </w:r>
-            <w:r>
-              <w:rPr>
-                <w:rStyle w:val="VerbatimChar"/>
-              </w:rPr>
-              <w:t>groupDN is required</w:t>
+            <w:proofErr w:type="spellStart"/>
+            <w:r>
+              <w:rPr>
+                <w:rStyle w:val="VerbatimChar"/>
+              </w:rPr>
+              <w:t>groupDN</w:t>
+            </w:r>
+            <w:proofErr w:type="spellEnd"/>
+            <w:r>
+              <w:rPr>
+                <w:rStyle w:val="VerbatimChar"/>
+              </w:rPr>
+              <w:t xml:space="preserve"> is required</w:t>
             </w:r>
           </w:p>
         </w:tc>
@@ -1394,12 +1940,22 @@
             <w:pPr>
               <w:pStyle w:val="Compact"/>
             </w:pPr>
-            <w:r>
-              <w:rPr>
-                <w:rStyle w:val="VerbatimChar"/>
-              </w:rPr>
-              <w:t>fileAgeDays=''</w:t>
-            </w:r>
+            <w:proofErr w:type="spellStart"/>
+            <w:r>
+              <w:rPr>
+                <w:rStyle w:val="VerbatimChar"/>
+              </w:rPr>
+              <w:t>fileAgeDays</w:t>
+            </w:r>
+            <w:proofErr w:type="spellEnd"/>
+            <w:proofErr w:type="gramStart"/>
+            <w:r>
+              <w:rPr>
+                <w:rStyle w:val="VerbatimChar"/>
+              </w:rPr>
+              <w:t>=''</w:t>
+            </w:r>
+            <w:proofErr w:type="gramEnd"/>
             <w:r>
               <w:t xml:space="preserve"> (or </w:t>
             </w:r>
@@ -1407,7 +1963,21 @@
               <w:rPr>
                 <w:rStyle w:val="VerbatimChar"/>
               </w:rPr>
-              <w:t>'abc'</w:t>
+              <w:t>'</w:t>
+            </w:r>
+            <w:proofErr w:type="spellStart"/>
+            <w:r>
+              <w:rPr>
+                <w:rStyle w:val="VerbatimChar"/>
+              </w:rPr>
+              <w:t>abc</w:t>
+            </w:r>
+            <w:proofErr w:type="spellEnd"/>
+            <w:r>
+              <w:rPr>
+                <w:rStyle w:val="VerbatimChar"/>
+              </w:rPr>
+              <w:t>'</w:t>
             </w:r>
             <w:r>
               <w:t>)</w:t>
@@ -1425,20 +1995,36 @@
             <w:r>
               <w:t xml:space="preserve">Throws </w:t>
             </w:r>
-            <w:r>
-              <w:rPr>
-                <w:rStyle w:val="VerbatimChar"/>
-              </w:rPr>
-              <w:t>fileAgeDays is required</w:t>
+            <w:proofErr w:type="spellStart"/>
+            <w:r>
+              <w:rPr>
+                <w:rStyle w:val="VerbatimChar"/>
+              </w:rPr>
+              <w:t>fileAgeDays</w:t>
+            </w:r>
+            <w:proofErr w:type="spellEnd"/>
+            <w:r>
+              <w:rPr>
+                <w:rStyle w:val="VerbatimChar"/>
+              </w:rPr>
+              <w:t xml:space="preserve"> is required</w:t>
             </w:r>
             <w:r>
               <w:t xml:space="preserve"> (empty) or </w:t>
             </w:r>
-            <w:r>
-              <w:rPr>
-                <w:rStyle w:val="VerbatimChar"/>
-              </w:rPr>
-              <w:t xml:space="preserve">fileAgeDays must be a </w:t>
+            <w:proofErr w:type="spellStart"/>
+            <w:r>
+              <w:rPr>
+                <w:rStyle w:val="VerbatimChar"/>
+              </w:rPr>
+              <w:t>fileAgeDays</w:t>
+            </w:r>
+            <w:proofErr w:type="spellEnd"/>
+            <w:r>
+              <w:rPr>
+                <w:rStyle w:val="VerbatimChar"/>
+              </w:rPr>
+              <w:t xml:space="preserve"> must be a </w:t>
             </w:r>
             <w:r>
               <w:rPr>
@@ -1480,11 +2066,19 @@
             <w:pPr>
               <w:pStyle w:val="Compact"/>
             </w:pPr>
-            <w:r>
-              <w:rPr>
-                <w:rStyle w:val="VerbatimChar"/>
-              </w:rPr>
-              <w:t>fileFilter=''</w:t>
+            <w:proofErr w:type="spellStart"/>
+            <w:r>
+              <w:rPr>
+                <w:rStyle w:val="VerbatimChar"/>
+              </w:rPr>
+              <w:t>fileFilter</w:t>
+            </w:r>
+            <w:proofErr w:type="spellEnd"/>
+            <w:r>
+              <w:rPr>
+                <w:rStyle w:val="VerbatimChar"/>
+              </w:rPr>
+              <w:t>=''</w:t>
             </w:r>
           </w:p>
         </w:tc>
@@ -1499,11 +2093,19 @@
             <w:r>
               <w:t xml:space="preserve">Throws Error containing </w:t>
             </w:r>
-            <w:r>
-              <w:rPr>
-                <w:rStyle w:val="VerbatimChar"/>
-              </w:rPr>
-              <w:t>fileFilter is required</w:t>
+            <w:proofErr w:type="spellStart"/>
+            <w:r>
+              <w:rPr>
+                <w:rStyle w:val="VerbatimChar"/>
+              </w:rPr>
+              <w:t>fileFilter</w:t>
+            </w:r>
+            <w:proofErr w:type="spellEnd"/>
+            <w:r>
+              <w:rPr>
+                <w:rStyle w:val="VerbatimChar"/>
+              </w:rPr>
+              <w:t xml:space="preserve"> is required</w:t>
             </w:r>
           </w:p>
         </w:tc>
@@ -1534,11 +2136,19 @@
             <w:pPr>
               <w:pStyle w:val="Compact"/>
             </w:pPr>
-            <w:r>
-              <w:rPr>
-                <w:rStyle w:val="VerbatimChar"/>
-              </w:rPr>
-              <w:t>domainName=''</w:t>
+            <w:proofErr w:type="spellStart"/>
+            <w:r>
+              <w:rPr>
+                <w:rStyle w:val="VerbatimChar"/>
+              </w:rPr>
+              <w:t>domainName</w:t>
+            </w:r>
+            <w:proofErr w:type="spellEnd"/>
+            <w:r>
+              <w:rPr>
+                <w:rStyle w:val="VerbatimChar"/>
+              </w:rPr>
+              <w:t>=''</w:t>
             </w:r>
           </w:p>
         </w:tc>
@@ -1553,11 +2163,19 @@
             <w:r>
               <w:t xml:space="preserve">Throws Error containing </w:t>
             </w:r>
-            <w:r>
-              <w:rPr>
-                <w:rStyle w:val="VerbatimChar"/>
-              </w:rPr>
-              <w:t>domainName is required</w:t>
+            <w:proofErr w:type="spellStart"/>
+            <w:r>
+              <w:rPr>
+                <w:rStyle w:val="VerbatimChar"/>
+              </w:rPr>
+              <w:t>domainName</w:t>
+            </w:r>
+            <w:proofErr w:type="spellEnd"/>
+            <w:r>
+              <w:rPr>
+                <w:rStyle w:val="VerbatimChar"/>
+              </w:rPr>
+              <w:t xml:space="preserve"> is required</w:t>
             </w:r>
           </w:p>
         </w:tc>
@@ -1581,12 +2199,14 @@
       <w:r>
         <w:t xml:space="preserve"> a </w:t>
       </w:r>
+      <w:proofErr w:type="spellStart"/>
       <w:r>
         <w:rPr>
           <w:rStyle w:val="VerbatimChar"/>
         </w:rPr>
         <w:t>groupDN</w:t>
       </w:r>
+      <w:proofErr w:type="spellEnd"/>
       <w:r>
         <w:t xml:space="preserve"> without a </w:t>
       </w:r>
@@ -1599,26 +2219,38 @@
       <w:r>
         <w:t xml:space="preserve"> component still succeeds but logs a </w:t>
       </w:r>
+      <w:proofErr w:type="spellStart"/>
       <w:r>
         <w:rPr>
           <w:rStyle w:val="VerbatimChar"/>
         </w:rPr>
         <w:t>System.warn</w:t>
       </w:r>
-      <w:r>
-        <w:t xml:space="preserve"> nudge — confirm the log line appears and the string is still returned.</w:t>
+      <w:proofErr w:type="spellEnd"/>
+      <w:r>
+        <w:t xml:space="preserve"> nudge — confirm the log line </w:t>
+      </w:r>
+      <w:proofErr w:type="gramStart"/>
+      <w:r>
+        <w:t>appears</w:t>
+      </w:r>
+      <w:proofErr w:type="gramEnd"/>
+      <w:r>
+        <w:t xml:space="preserve"> and the string is still returned.</w:t>
       </w:r>
     </w:p>
     <w:p>
       <w:pPr>
         <w:pStyle w:val="FirstParagraph"/>
       </w:pPr>
+      <w:proofErr w:type="spellStart"/>
       <w:r>
         <w:rPr>
           <w:rStyle w:val="VerbatimChar"/>
         </w:rPr>
         <w:t>parseScriptOutput</w:t>
       </w:r>
+      <w:proofErr w:type="spellEnd"/>
       <w:r>
         <w:t xml:space="preserve"> (shared — reference only; see Shared-Components.docx):</w:t>
       </w:r>
@@ -1717,27 +2349,45 @@
             <w:r>
               <w:t xml:space="preserve">; pass result to </w:t>
             </w:r>
+            <w:proofErr w:type="spellStart"/>
             <w:r>
               <w:rPr>
                 <w:rStyle w:val="VerbatimChar"/>
               </w:rPr>
               <w:t>parseScriptOutput</w:t>
             </w:r>
-          </w:p>
-        </w:tc>
-        <w:tc>
-          <w:tcPr>
-            <w:tcW w:w="0" w:type="auto"/>
-          </w:tcPr>
-          <w:p>
-            <w:pPr>
-              <w:pStyle w:val="Compact"/>
-            </w:pPr>
-            <w:r>
-              <w:rPr>
-                <w:rStyle w:val="VerbatimChar"/>
-              </w:rPr>
-              <w:t>getRootObject()</w:t>
+            <w:proofErr w:type="spellEnd"/>
+          </w:p>
+        </w:tc>
+        <w:tc>
+          <w:tcPr>
+            <w:tcW w:w="0" w:type="auto"/>
+          </w:tcPr>
+          <w:p>
+            <w:pPr>
+              <w:pStyle w:val="Compact"/>
+            </w:pPr>
+            <w:proofErr w:type="spellStart"/>
+            <w:proofErr w:type="gramStart"/>
+            <w:r>
+              <w:rPr>
+                <w:rStyle w:val="VerbatimChar"/>
+              </w:rPr>
+              <w:t>getRootObject</w:t>
+            </w:r>
+            <w:proofErr w:type="spellEnd"/>
+            <w:r>
+              <w:rPr>
+                <w:rStyle w:val="VerbatimChar"/>
+              </w:rPr>
+              <w:t>(</w:t>
+            </w:r>
+            <w:proofErr w:type="gramEnd"/>
+            <w:r>
+              <w:rPr>
+                <w:rStyle w:val="VerbatimChar"/>
+              </w:rPr>
+              <w:t>)</w:t>
             </w:r>
             <w:r>
               <w:t xml:space="preserve"> returns the string; Properties returned with keys </w:t>
@@ -1751,21 +2401,25 @@
             <w:r>
               <w:t xml:space="preserve">, </w:t>
             </w:r>
+            <w:proofErr w:type="spellStart"/>
             <w:r>
               <w:rPr>
                 <w:rStyle w:val="VerbatimChar"/>
               </w:rPr>
               <w:t>outputText</w:t>
             </w:r>
+            <w:proofErr w:type="spellEnd"/>
             <w:r>
               <w:t xml:space="preserve">, </w:t>
             </w:r>
+            <w:proofErr w:type="spellStart"/>
             <w:r>
               <w:rPr>
                 <w:rStyle w:val="VerbatimChar"/>
               </w:rPr>
               <w:t>errorText</w:t>
             </w:r>
+            <w:proofErr w:type="spellEnd"/>
             <w:r>
               <w:t xml:space="preserve">; </w:t>
             </w:r>
@@ -1816,20 +2470,30 @@
             <w:r>
               <w:t xml:space="preserve"> line; pass to </w:t>
             </w:r>
+            <w:proofErr w:type="spellStart"/>
             <w:r>
               <w:rPr>
                 <w:rStyle w:val="VerbatimChar"/>
               </w:rPr>
               <w:t>parseScriptOutput</w:t>
             </w:r>
+            <w:proofErr w:type="spellEnd"/>
             <w:r>
               <w:t xml:space="preserve"> (</w:t>
             </w:r>
-            <w:r>
-              <w:rPr>
-                <w:rStyle w:val="VerbatimChar"/>
-              </w:rPr>
-              <w:t>executionContext='test'</w:t>
+            <w:proofErr w:type="spellStart"/>
+            <w:r>
+              <w:rPr>
+                <w:rStyle w:val="VerbatimChar"/>
+              </w:rPr>
+              <w:t>executionContext</w:t>
+            </w:r>
+            <w:proofErr w:type="spellEnd"/>
+            <w:r>
+              <w:rPr>
+                <w:rStyle w:val="VerbatimChar"/>
+              </w:rPr>
+              <w:t>='test'</w:t>
             </w:r>
             <w:r>
               <w:t>)</w:t>
@@ -1853,12 +2517,14 @@
             <w:r>
               <w:t xml:space="preserve">; error line captured; </w:t>
             </w:r>
+            <w:proofErr w:type="spellStart"/>
             <w:r>
               <w:rPr>
                 <w:rStyle w:val="VerbatimChar"/>
               </w:rPr>
               <w:t>outputText</w:t>
             </w:r>
+            <w:proofErr w:type="spellEnd"/>
             <w:r>
               <w:t xml:space="preserve"> contains all lines</w:t>
             </w:r>
@@ -1965,8 +2631,16 @@
               <w:rPr>
                 <w:rStyle w:val="VerbatimChar"/>
               </w:rPr>
-              <w:t>Archive*.evtx</w:t>
-            </w:r>
+              <w:t>Archive*.</w:t>
+            </w:r>
+            <w:proofErr w:type="spellStart"/>
+            <w:r>
+              <w:rPr>
+                <w:rStyle w:val="VerbatimChar"/>
+              </w:rPr>
+              <w:t>evtx</w:t>
+            </w:r>
+            <w:proofErr w:type="spellEnd"/>
             <w:r>
               <w:t xml:space="preserve"> in </w:t>
             </w:r>
@@ -1974,25 +2648,69 @@
               <w:rPr>
                 <w:rStyle w:val="VerbatimChar"/>
               </w:rPr>
-              <w:t>C$\Windows\System32\winevt\Logs</w:t>
+              <w:t>C$\Windows\System32\</w:t>
+            </w:r>
+            <w:proofErr w:type="spellStart"/>
+            <w:r>
+              <w:rPr>
+                <w:rStyle w:val="VerbatimChar"/>
+              </w:rPr>
+              <w:t>winevt</w:t>
+            </w:r>
+            <w:proofErr w:type="spellEnd"/>
+            <w:r>
+              <w:rPr>
+                <w:rStyle w:val="VerbatimChar"/>
+              </w:rPr>
+              <w:t>\Logs</w:t>
             </w:r>
             <w:r>
               <w:t xml:space="preserve">. Run with test group/domain, non-prod share, </w:t>
             </w:r>
-            <w:r>
-              <w:rPr>
-                <w:rStyle w:val="VerbatimChar"/>
-              </w:rPr>
-              <w:t>fileFilter='Archive-*.evtx'</w:t>
+            <w:proofErr w:type="spellStart"/>
+            <w:r>
+              <w:rPr>
+                <w:rStyle w:val="VerbatimChar"/>
+              </w:rPr>
+              <w:t>fileFilter</w:t>
+            </w:r>
+            <w:proofErr w:type="spellEnd"/>
+            <w:r>
+              <w:rPr>
+                <w:rStyle w:val="VerbatimChar"/>
+              </w:rPr>
+              <w:t>='Archive-*.</w:t>
+            </w:r>
+            <w:proofErr w:type="spellStart"/>
+            <w:r>
+              <w:rPr>
+                <w:rStyle w:val="VerbatimChar"/>
+              </w:rPr>
+              <w:t>evtx</w:t>
+            </w:r>
+            <w:proofErr w:type="spellEnd"/>
+            <w:r>
+              <w:rPr>
+                <w:rStyle w:val="VerbatimChar"/>
+              </w:rPr>
+              <w:t>'</w:t>
             </w:r>
             <w:r>
               <w:t xml:space="preserve">, </w:t>
             </w:r>
-            <w:r>
-              <w:rPr>
-                <w:rStyle w:val="VerbatimChar"/>
-              </w:rPr>
-              <w:t>fileAgeDays=-1</w:t>
+            <w:proofErr w:type="spellStart"/>
+            <w:r>
+              <w:rPr>
+                <w:rStyle w:val="VerbatimChar"/>
+              </w:rPr>
+              <w:t>fileAgeDays</w:t>
+            </w:r>
+            <w:proofErr w:type="spellEnd"/>
+            <w:r>
+              <w:rPr>
+                <w:rStyle w:val="VerbatimChar"/>
+              </w:rPr>
+              <w:t>=-1</w:t>
             </w:r>
           </w:p>
         </w:tc>
@@ -2040,7 +2758,21 @@
               <w:rPr>
                 <w:rStyle w:val="VerbatimChar"/>
               </w:rPr>
-              <w:t>&lt;fileShareTarget&gt;\&lt;server-short-name&gt;\</w:t>
+              <w:t>&lt;</w:t>
+            </w:r>
+            <w:proofErr w:type="spellStart"/>
+            <w:r>
+              <w:rPr>
+                <w:rStyle w:val="VerbatimChar"/>
+              </w:rPr>
+              <w:t>fileShareTarget</w:t>
+            </w:r>
+            <w:proofErr w:type="spellEnd"/>
+            <w:r>
+              <w:rPr>
+                <w:rStyle w:val="VerbatimChar"/>
+              </w:rPr>
+              <w:t>&gt;\&lt;server-short-name&gt;\</w:t>
             </w:r>
             <w:r>
               <w:t xml:space="preserve">; log shows the invocation string with </w:t>
@@ -2049,8 +2781,16 @@
               <w:rPr>
                 <w:rStyle w:val="VerbatimChar"/>
               </w:rPr>
-              <w:t>-SecurityGroup_CN</w:t>
-            </w:r>
+              <w:t>-</w:t>
+            </w:r>
+            <w:proofErr w:type="spellStart"/>
+            <w:r>
+              <w:rPr>
+                <w:rStyle w:val="VerbatimChar"/>
+              </w:rPr>
+              <w:t>SecurityGroup_CN</w:t>
+            </w:r>
+            <w:proofErr w:type="spellEnd"/>
             <w:r>
               <w:t xml:space="preserve"> (underscore), </w:t>
             </w:r>
@@ -2058,8 +2798,16 @@
               <w:rPr>
                 <w:rStyle w:val="VerbatimChar"/>
               </w:rPr>
-              <w:t>-FilterOn</w:t>
-            </w:r>
+              <w:t>-</w:t>
+            </w:r>
+            <w:proofErr w:type="spellStart"/>
+            <w:r>
+              <w:rPr>
+                <w:rStyle w:val="VerbatimChar"/>
+              </w:rPr>
+              <w:t>FilterOn</w:t>
+            </w:r>
+            <w:proofErr w:type="spellEnd"/>
             <w:r>
               <w:t xml:space="preserve">, </w:t>
             </w:r>
@@ -2067,8 +2815,16 @@
               <w:rPr>
                 <w:rStyle w:val="VerbatimChar"/>
               </w:rPr>
-              <w:t>-NumberOfDays</w:t>
-            </w:r>
+              <w:t>-</w:t>
+            </w:r>
+            <w:proofErr w:type="spellStart"/>
+            <w:r>
+              <w:rPr>
+                <w:rStyle w:val="VerbatimChar"/>
+              </w:rPr>
+              <w:t>NumberOfDays</w:t>
+            </w:r>
+            <w:proofErr w:type="spellEnd"/>
             <w:r>
               <w:t xml:space="preserve">; only </w:t>
             </w:r>
@@ -2300,12 +3056,14 @@
             <w:r>
               <w:t xml:space="preserve">Supply a </w:t>
             </w:r>
+            <w:proofErr w:type="spellStart"/>
             <w:r>
               <w:rPr>
                 <w:rStyle w:val="VerbatimChar"/>
               </w:rPr>
               <w:t>groupDN</w:t>
             </w:r>
+            <w:proofErr w:type="spellEnd"/>
             <w:r>
               <w:t xml:space="preserve"> that does not exist, OR run on a PS host without the RSAT AD module</w:t>
             </w:r>
@@ -2322,12 +3080,14 @@
             <w:r>
               <w:t xml:space="preserve">Group-resolution / missing-module failure terminates the script; routes through </w:t>
             </w:r>
+            <w:proofErr w:type="spellStart"/>
             <w:r>
               <w:rPr>
                 <w:rStyle w:val="VerbatimChar"/>
               </w:rPr>
               <w:t>handlePSFailure</w:t>
             </w:r>
+            <w:proofErr w:type="spellEnd"/>
             <w:r>
               <w:t xml:space="preserve"> to </w:t>
             </w:r>
@@ -2341,11 +3101,19 @@
             <w:r>
               <w:t xml:space="preserve">; </w:t>
             </w:r>
-            <w:r>
-              <w:rPr>
-                <w:rStyle w:val="VerbatimChar"/>
-              </w:rPr>
-              <w:t>executionSuccess=false</w:t>
+            <w:proofErr w:type="spellStart"/>
+            <w:r>
+              <w:rPr>
+                <w:rStyle w:val="VerbatimChar"/>
+              </w:rPr>
+              <w:t>executionSuccess</w:t>
+            </w:r>
+            <w:proofErr w:type="spellEnd"/>
+            <w:r>
+              <w:rPr>
+                <w:rStyle w:val="VerbatimChar"/>
+              </w:rPr>
+              <w:t>=false</w:t>
             </w:r>
             <w:r>
               <w:t xml:space="preserve"> with a "PS execution failed" message</w:t>
@@ -2361,7 +3129,15 @@
       <w:bookmarkStart w:id="5" w:name="phase-e--success-criteria-move-scoped"/>
       <w:bookmarkEnd w:id="4"/>
       <w:r>
-        <w:t>Phase E — Success criteria (Move-scoped)</w:t>
+        <w:t>Phase E — Success criteria (Move-</w:t>
+      </w:r>
+      <w:proofErr w:type="gramStart"/>
+      <w:r>
+        <w:t>scoped</w:t>
+      </w:r>
+      <w:proofErr w:type="gramEnd"/>
+      <w:r>
+        <w:t>)</w:t>
       </w:r>
     </w:p>
     <w:p>
@@ -2409,7 +3185,23 @@
         </w:numPr>
       </w:pPr>
       <w:r>
-        <w:t xml:space="preserve">Move-ArchivedLogs-ByADGroup input defaults load in the custom form (set on inputs, </w:t>
+        <w:t>Move-</w:t>
+      </w:r>
+      <w:proofErr w:type="spellStart"/>
+      <w:r>
+        <w:t>ArchivedLogs</w:t>
+      </w:r>
+      <w:proofErr w:type="spellEnd"/>
+      <w:r>
+        <w:t>-</w:t>
+      </w:r>
+      <w:proofErr w:type="spellStart"/>
+      <w:r>
+        <w:t>ByADGroup</w:t>
+      </w:r>
+      <w:proofErr w:type="spellEnd"/>
+      <w:r>
+        <w:t xml:space="preserve"> input defaults load in the custom form (set on inputs, </w:t>
       </w:r>
       <w:r>
         <w:rPr>
@@ -2421,12 +3213,14 @@
       <w:r>
         <w:t xml:space="preserve"> Config Element); </w:t>
       </w:r>
+      <w:proofErr w:type="spellStart"/>
       <w:r>
         <w:rPr>
           <w:rStyle w:val="VerbatimChar"/>
         </w:rPr>
         <w:t>groupDN</w:t>
       </w:r>
+      <w:proofErr w:type="spellEnd"/>
       <w:r>
         <w:t xml:space="preserve"> has no default.</w:t>
       </w:r>
@@ -2439,12 +3233,14 @@
           <w:numId w:val="7"/>
         </w:numPr>
       </w:pPr>
+      <w:proofErr w:type="spellStart"/>
       <w:r>
         <w:rPr>
           <w:rStyle w:val="VerbatimChar"/>
         </w:rPr>
         <w:t>buildMoveByADGroupInvocation</w:t>
       </w:r>
+      <w:proofErr w:type="spellEnd"/>
       <w:r>
         <w:t xml:space="preserve"> returns a correctly formatted invocation string using </w:t>
       </w:r>
@@ -2452,26 +3248,50 @@
         <w:rPr>
           <w:rStyle w:val="VerbatimChar"/>
         </w:rPr>
-        <w:t>-SecurityGroup_CN</w:t>
-      </w:r>
-      <w:r>
-        <w:t xml:space="preserve"> (underscore), </w:t>
-      </w:r>
+        <w:t>-</w:t>
+      </w:r>
+      <w:proofErr w:type="spellStart"/>
       <w:r>
         <w:rPr>
           <w:rStyle w:val="VerbatimChar"/>
         </w:rPr>
-        <w:t>-FilterOn</w:t>
-      </w:r>
-      <w:r>
-        <w:t xml:space="preserve">, </w:t>
+        <w:t>SecurityGroup_CN</w:t>
+      </w:r>
+      <w:proofErr w:type="spellEnd"/>
+      <w:r>
+        <w:t xml:space="preserve"> (underscore), </w:t>
       </w:r>
       <w:r>
         <w:rPr>
           <w:rStyle w:val="VerbatimChar"/>
         </w:rPr>
-        <w:t>-NumberOfDays</w:t>
-      </w:r>
+        <w:t>-</w:t>
+      </w:r>
+      <w:proofErr w:type="spellStart"/>
+      <w:r>
+        <w:rPr>
+          <w:rStyle w:val="VerbatimChar"/>
+        </w:rPr>
+        <w:t>FilterOn</w:t>
+      </w:r>
+      <w:proofErr w:type="spellEnd"/>
+      <w:r>
+        <w:t xml:space="preserve">, </w:t>
+      </w:r>
+      <w:r>
+        <w:rPr>
+          <w:rStyle w:val="VerbatimChar"/>
+        </w:rPr>
+        <w:t>-</w:t>
+      </w:r>
+      <w:proofErr w:type="spellStart"/>
+      <w:r>
+        <w:rPr>
+          <w:rStyle w:val="VerbatimChar"/>
+        </w:rPr>
+        <w:t>NumberOfDays</w:t>
+      </w:r>
+      <w:proofErr w:type="spellEnd"/>
       <w:r>
         <w:t xml:space="preserve"> — confirmed in logs.</w:t>
       </w:r>
@@ -2496,12 +3316,14 @@
           <w:numId w:val="9"/>
         </w:numPr>
       </w:pPr>
+      <w:proofErr w:type="spellStart"/>
       <w:r>
         <w:rPr>
           <w:rStyle w:val="VerbatimChar"/>
         </w:rPr>
         <w:t>parseScriptOutput</w:t>
       </w:r>
+      <w:proofErr w:type="spellEnd"/>
       <w:r>
         <w:t xml:space="preserve"> returns Properties </w:t>
       </w:r>
@@ -2509,7 +3331,35 @@
         <w:rPr>
           <w:rStyle w:val="VerbatimChar"/>
         </w:rPr>
-        <w:t>{success, outputText, errorText}</w:t>
+        <w:t xml:space="preserve">{success, </w:t>
+      </w:r>
+      <w:proofErr w:type="spellStart"/>
+      <w:r>
+        <w:rPr>
+          <w:rStyle w:val="VerbatimChar"/>
+        </w:rPr>
+        <w:t>outputText</w:t>
+      </w:r>
+      <w:proofErr w:type="spellEnd"/>
+      <w:r>
+        <w:rPr>
+          <w:rStyle w:val="VerbatimChar"/>
+        </w:rPr>
+        <w:t xml:space="preserve">, </w:t>
+      </w:r>
+      <w:proofErr w:type="spellStart"/>
+      <w:r>
+        <w:rPr>
+          <w:rStyle w:val="VerbatimChar"/>
+        </w:rPr>
+        <w:t>errorText</w:t>
+      </w:r>
+      <w:proofErr w:type="spellEnd"/>
+      <w:r>
+        <w:rPr>
+          <w:rStyle w:val="VerbatimChar"/>
+        </w:rPr>
+        <w:t>}</w:t>
       </w:r>
       <w:r>
         <w:t xml:space="preserve"> and flags </w:t>
@@ -2558,8 +3408,16 @@
         <w:rPr>
           <w:rStyle w:val="VerbatimChar"/>
         </w:rPr>
-        <w:t>Archive*.evtx</w:t>
-      </w:r>
+        <w:t>Archive*.</w:t>
+      </w:r>
+      <w:proofErr w:type="spellStart"/>
+      <w:r>
+        <w:rPr>
+          <w:rStyle w:val="VerbatimChar"/>
+        </w:rPr>
+        <w:t>evtx</w:t>
+      </w:r>
+      <w:proofErr w:type="spellEnd"/>
       <w:r>
         <w:t xml:space="preserve"> files to the correct per-server destination.</w:t>
       </w:r>
@@ -2653,30 +3511,36 @@
             <w:r>
               <w:t xml:space="preserve">All items are new. Rollback = delete the workflow and the </w:t>
             </w:r>
+            <w:proofErr w:type="spellStart"/>
             <w:r>
               <w:rPr>
                 <w:rStyle w:val="VerbatimChar"/>
               </w:rPr>
               <w:t>buildMoveByADGroupInvocation</w:t>
             </w:r>
+            <w:proofErr w:type="spellEnd"/>
             <w:r>
               <w:t xml:space="preserve"> action. Shared items (</w:t>
             </w:r>
+            <w:proofErr w:type="spellStart"/>
             <w:r>
               <w:rPr>
                 <w:rStyle w:val="VerbatimChar"/>
               </w:rPr>
               <w:t>parseScriptOutput</w:t>
             </w:r>
+            <w:proofErr w:type="spellEnd"/>
             <w:r>
               <w:t xml:space="preserve">, </w:t>
             </w:r>
+            <w:proofErr w:type="spellStart"/>
             <w:r>
               <w:rPr>
                 <w:rStyle w:val="VerbatimChar"/>
               </w:rPr>
               <w:t>handlePSFailure</w:t>
             </w:r>
+            <w:proofErr w:type="spellEnd"/>
             <w:r>
               <w:t>, OOTB workflow) are used by a separate deliverable — do not delete unless decommissioning both</w:t>
             </w:r>
@@ -2715,8 +3579,16 @@
               <w:rPr>
                 <w:rStyle w:val="VerbatimChar"/>
               </w:rPr>
-              <w:t>move-archived-logs-ByCN</w:t>
-            </w:r>
+              <w:t>move-archived-logs-</w:t>
+            </w:r>
+            <w:proofErr w:type="spellStart"/>
+            <w:r>
+              <w:rPr>
+                <w:rStyle w:val="VerbatimChar"/>
+              </w:rPr>
+              <w:t>ByCN</w:t>
+            </w:r>
+            <w:proofErr w:type="spellEnd"/>
             <w:r>
               <w:t xml:space="preserve"> action already existed; changes are S-1…S-5. To revert, redeploy the previous script (removes filter/age inputs and resilient handling)</w:t>
             </w:r>
@@ -2739,8 +3611,16 @@
               <w:rPr>
                 <w:rStyle w:val="VerbatimChar"/>
               </w:rPr>
-              <w:t>.evtx</w:t>
-            </w:r>
+              <w:t>.</w:t>
+            </w:r>
+            <w:proofErr w:type="spellStart"/>
+            <w:r>
+              <w:rPr>
+                <w:rStyle w:val="VerbatimChar"/>
+              </w:rPr>
+              <w:t>evtx</w:t>
+            </w:r>
+            <w:proofErr w:type="spellEnd"/>
             <w:r>
               <w:t xml:space="preserve"> files</w:t>
             </w:r>
@@ -2788,7 +3668,23 @@
               <w:pStyle w:val="Compact"/>
             </w:pPr>
             <w:r>
-              <w:t>Remove the PS host from vRO Inventory → PowerShell; revert WinRM/Kerberos config per the PS-Host guide. Does not affect the Windows Server beyond WinRM config</w:t>
+              <w:t xml:space="preserve">Remove the PS host from vRO Inventory → PowerShell; revert </w:t>
+            </w:r>
+            <w:proofErr w:type="spellStart"/>
+            <w:r>
+              <w:t>WinRM</w:t>
+            </w:r>
+            <w:proofErr w:type="spellEnd"/>
+            <w:r>
+              <w:t xml:space="preserve">/Kerberos config per the PS-Host guide. Does not affect the Windows Server beyond </w:t>
+            </w:r>
+            <w:proofErr w:type="spellStart"/>
+            <w:r>
+              <w:t>WinRM</w:t>
+            </w:r>
+            <w:proofErr w:type="spellEnd"/>
+            <w:r>
+              <w:t xml:space="preserve"> config</w:t>
             </w:r>
           </w:p>
         </w:tc>

--- a/Ansible to Orchestrator Transition/Completed/Move Windows Event Logs/Move-ArchivedLogs-ByADGroup/Documentation/05_Validation_and_Testing_Plan.docx
+++ b/Ansible to Orchestrator Transition/Completed/Move Windows Event Logs/Move-ArchivedLogs-ByADGroup/Documentation/05_Validation_and_Testing_Plan.docx
@@ -8,15 +8,7 @@
       </w:pPr>
       <w:bookmarkStart w:id="0" w:name="Xb50c8b74df2a0360ee8586963d2ff1da3737d8f"/>
       <w:r>
-        <w:t xml:space="preserve">Move Archived Logs (By AD </w:t>
-      </w:r>
-      <w:proofErr w:type="gramStart"/>
-      <w:r>
-        <w:t>Group) —</w:t>
-      </w:r>
-      <w:proofErr w:type="gramEnd"/>
-      <w:r>
-        <w:t xml:space="preserve"> Validation &amp; Testing Plan</w:t>
+        <w:t>Move Archived Logs (By AD Group) — Validation &amp; Testing Plan</w:t>
       </w:r>
     </w:p>
     <w:p>
@@ -24,23 +16,7 @@
         <w:pStyle w:val="BlockText"/>
       </w:pPr>
       <w:r>
-        <w:t>Scope: Move-</w:t>
-      </w:r>
-      <w:proofErr w:type="spellStart"/>
-      <w:r>
-        <w:t>ArchivedLogs</w:t>
-      </w:r>
-      <w:proofErr w:type="spellEnd"/>
-      <w:r>
-        <w:t>-</w:t>
-      </w:r>
-      <w:proofErr w:type="spellStart"/>
-      <w:r>
-        <w:t>ByADGroup</w:t>
-      </w:r>
-      <w:proofErr w:type="spellEnd"/>
-      <w:r>
-        <w:t xml:space="preserve"> only. Shared items are referenced, not re-tested here.</w:t>
+        <w:t>Scope: Move-ArchivedLogs-ByADGroup only. Shared items are referenced, not re-tested here.</w:t>
       </w:r>
     </w:p>
     <w:p>
@@ -211,19 +187,11 @@
             <w:pPr>
               <w:pStyle w:val="Compact"/>
             </w:pPr>
-            <w:proofErr w:type="spellStart"/>
-            <w:r>
-              <w:rPr>
-                <w:rStyle w:val="VerbatimChar"/>
-              </w:rPr>
-              <w:t>PowerShellRemotePSObject.getRootObject</w:t>
-            </w:r>
-            <w:proofErr w:type="spellEnd"/>
-            <w:r>
-              <w:rPr>
-                <w:rStyle w:val="VerbatimChar"/>
-              </w:rPr>
-              <w:t>()</w:t>
+            <w:r>
+              <w:rPr>
+                <w:rStyle w:val="VerbatimChar"/>
+              </w:rPr>
+              <w:t>PowerShellRemotePSObject.getRootObject()</w:t>
             </w:r>
             <w:r>
               <w:t xml:space="preserve"> available</w:t>
@@ -241,14 +209,12 @@
             <w:r>
               <w:t xml:space="preserve">Method exists and is callable (Scripting API Browser → Plugin: PowerShell). </w:t>
             </w:r>
-            <w:proofErr w:type="spellStart"/>
             <w:r>
               <w:rPr>
                 <w:rStyle w:val="VerbatimChar"/>
               </w:rPr>
               <w:t>parseScriptOutput</w:t>
             </w:r>
-            <w:proofErr w:type="spellEnd"/>
             <w:r>
               <w:t xml:space="preserve"> uses it exclusively</w:t>
             </w:r>
@@ -288,16 +254,8 @@
               <w:rPr>
                 <w:rStyle w:val="VerbatimChar"/>
               </w:rPr>
-              <w:t>-</w:t>
-            </w:r>
-            <w:proofErr w:type="spellStart"/>
-            <w:r>
-              <w:rPr>
-                <w:rStyle w:val="VerbatimChar"/>
-              </w:rPr>
-              <w:t>SecurityGroup_CN</w:t>
-            </w:r>
-            <w:proofErr w:type="spellEnd"/>
+              <w:t>-SecurityGroup_CN</w:t>
+            </w:r>
             <w:r>
               <w:t xml:space="preserve"> present (underscore — not </w:t>
             </w:r>
@@ -305,16 +263,8 @@
               <w:rPr>
                 <w:rStyle w:val="VerbatimChar"/>
               </w:rPr>
-              <w:t>-</w:t>
-            </w:r>
-            <w:proofErr w:type="spellStart"/>
-            <w:r>
-              <w:rPr>
-                <w:rStyle w:val="VerbatimChar"/>
-              </w:rPr>
-              <w:t>SecurityGroupCN</w:t>
-            </w:r>
-            <w:proofErr w:type="spellEnd"/>
+              <w:t>-SecurityGroupCN</w:t>
+            </w:r>
             <w:r>
               <w:t>)</w:t>
             </w:r>
@@ -376,27 +326,17 @@
               <w:rPr>
                 <w:rStyle w:val="VerbatimChar"/>
               </w:rPr>
-              <w:t>move-archived-logs-</w:t>
-            </w:r>
-            <w:proofErr w:type="spellStart"/>
-            <w:r>
-              <w:rPr>
-                <w:rStyle w:val="VerbatimChar"/>
-              </w:rPr>
-              <w:t>ByCN</w:t>
-            </w:r>
-            <w:proofErr w:type="spellEnd"/>
+              <w:t>move-archived-logs-ByCN</w:t>
+            </w:r>
             <w:r>
               <w:t xml:space="preserve"> present in the script </w:t>
             </w:r>
-            <w:proofErr w:type="spellStart"/>
             <w:r>
               <w:rPr>
                 <w:rStyle w:val="VerbatimChar"/>
               </w:rPr>
               <w:t>ValidateSet</w:t>
             </w:r>
-            <w:proofErr w:type="spellEnd"/>
           </w:p>
         </w:tc>
         <w:tc>
@@ -479,14 +419,12 @@
             <w:r>
               <w:t xml:space="preserve">, update the workflow </w:t>
             </w:r>
-            <w:proofErr w:type="spellStart"/>
             <w:r>
               <w:rPr>
                 <w:rStyle w:val="VerbatimChar"/>
               </w:rPr>
               <w:t>scriptPath</w:t>
             </w:r>
-            <w:proofErr w:type="spellEnd"/>
             <w:r>
               <w:t xml:space="preserve"> input default</w:t>
             </w:r>
@@ -546,21 +484,7 @@
               <w:rPr>
                 <w:rStyle w:val="VerbatimChar"/>
               </w:rPr>
-              <w:t>Test-Path '\\&lt;target&gt;\C$\Windows\System32\</w:t>
-            </w:r>
-            <w:proofErr w:type="spellStart"/>
-            <w:r>
-              <w:rPr>
-                <w:rStyle w:val="VerbatimChar"/>
-              </w:rPr>
-              <w:t>winevt</w:t>
-            </w:r>
-            <w:proofErr w:type="spellEnd"/>
-            <w:r>
-              <w:rPr>
-                <w:rStyle w:val="VerbatimChar"/>
-              </w:rPr>
-              <w:t>\Logs'</w:t>
+              <w:t>Test-Path '\\&lt;target&gt;\C$\Windows\System32\winevt\Logs'</w:t>
             </w:r>
             <w:r>
               <w:t xml:space="preserve"> → </w:t>
@@ -617,23 +541,7 @@
               <w:pStyle w:val="Compact"/>
             </w:pPr>
             <w:r>
-              <w:t xml:space="preserve">Delegation tab: "Trust this computer for delegation to specified services only" set; </w:t>
-            </w:r>
-            <w:proofErr w:type="gramStart"/>
-            <w:r>
-              <w:t>file-server</w:t>
-            </w:r>
-            <w:proofErr w:type="gramEnd"/>
-            <w:r>
-              <w:t xml:space="preserve"> CIFS SPN listed. If not, engage the AD team before </w:t>
-            </w:r>
-            <w:proofErr w:type="gramStart"/>
-            <w:r>
-              <w:t>live</w:t>
-            </w:r>
-            <w:proofErr w:type="gramEnd"/>
-            <w:r>
-              <w:t xml:space="preserve"> runs (Kerberos auth path)</w:t>
+              <w:t>Delegation tab: "Trust this computer for delegation to specified services only" set; file-server CIFS SPN listed. If not, engage the AD team before live runs (Kerberos auth path)</w:t>
             </w:r>
           </w:p>
         </w:tc>
@@ -665,54 +573,24 @@
               <w:pStyle w:val="Compact"/>
             </w:pPr>
             <w:r>
-              <w:t xml:space="preserve">RSAT </w:t>
-            </w:r>
-            <w:proofErr w:type="spellStart"/>
-            <w:r>
-              <w:t>ActiveDirectory</w:t>
-            </w:r>
-            <w:proofErr w:type="spellEnd"/>
-            <w:r>
-              <w:t xml:space="preserve"> tools on PS host</w:t>
-            </w:r>
-          </w:p>
-        </w:tc>
-        <w:tc>
-          <w:tcPr>
-            <w:tcW w:w="0" w:type="auto"/>
-          </w:tcPr>
-          <w:p>
-            <w:pPr>
-              <w:pStyle w:val="Compact"/>
-            </w:pPr>
-            <w:r>
-              <w:rPr>
-                <w:rStyle w:val="VerbatimChar"/>
-              </w:rPr>
-              <w:t>Get-Module -</w:t>
-            </w:r>
-            <w:proofErr w:type="spellStart"/>
-            <w:r>
-              <w:rPr>
-                <w:rStyle w:val="VerbatimChar"/>
-              </w:rPr>
-              <w:t>ListAvailable</w:t>
-            </w:r>
-            <w:proofErr w:type="spellEnd"/>
-            <w:r>
-              <w:rPr>
-                <w:rStyle w:val="VerbatimChar"/>
-              </w:rPr>
-              <w:t xml:space="preserve"> </w:t>
-            </w:r>
-            <w:proofErr w:type="spellStart"/>
-            <w:r>
-              <w:rPr>
-                <w:rStyle w:val="VerbatimChar"/>
-              </w:rPr>
-              <w:t>ActiveDirectory</w:t>
-            </w:r>
-            <w:proofErr w:type="spellEnd"/>
+              <w:t>RSAT ActiveDirectory tools on PS host</w:t>
+            </w:r>
+          </w:p>
+        </w:tc>
+        <w:tc>
+          <w:tcPr>
+            <w:tcW w:w="0" w:type="auto"/>
+          </w:tcPr>
+          <w:p>
+            <w:pPr>
+              <w:pStyle w:val="Compact"/>
+            </w:pPr>
+            <w:r>
+              <w:rPr>
+                <w:rStyle w:val="VerbatimChar"/>
+              </w:rPr>
+              <w:t>Get-Module -ListAvailable ActiveDirectory</w:t>
+            </w:r>
             <w:r>
               <w:t xml:space="preserve"> lists the module. If not found, install RSAT AD tools before running the workflow</w:t>
             </w:r>
@@ -816,14 +694,12 @@
             <w:r>
               <w:t xml:space="preserve">Action </w:t>
             </w:r>
-            <w:proofErr w:type="spellStart"/>
             <w:r>
               <w:rPr>
                 <w:rStyle w:val="VerbatimChar"/>
               </w:rPr>
               <w:t>buildMoveByADGroupInvocation</w:t>
             </w:r>
-            <w:proofErr w:type="spellEnd"/>
             <w:r>
               <w:t xml:space="preserve"> deployed</w:t>
             </w:r>
@@ -840,30 +716,12 @@
             <w:r>
               <w:t xml:space="preserve">Module </w:t>
             </w:r>
-            <w:proofErr w:type="spellStart"/>
-            <w:proofErr w:type="gramStart"/>
-            <w:r>
-              <w:rPr>
-                <w:rStyle w:val="VerbatimChar"/>
-              </w:rPr>
-              <w:t>broadcom.pso.vc.vm.guestOps.files</w:t>
-            </w:r>
-            <w:proofErr w:type="gramEnd"/>
-            <w:r>
-              <w:rPr>
-                <w:rStyle w:val="VerbatimChar"/>
-              </w:rPr>
-              <w:t>.</w:t>
-            </w:r>
-            <w:proofErr w:type="gramStart"/>
-            <w:r>
-              <w:rPr>
-                <w:rStyle w:val="VerbatimChar"/>
-              </w:rPr>
-              <w:t>windows.logs</w:t>
-            </w:r>
-            <w:proofErr w:type="spellEnd"/>
-            <w:proofErr w:type="gramEnd"/>
+            <w:r>
+              <w:rPr>
+                <w:rStyle w:val="VerbatimChar"/>
+              </w:rPr>
+              <w:t>broadcom.pso.vc.vm.guestOps.files.windows.logs</w:t>
+            </w:r>
             <w:r>
               <w:t xml:space="preserve">; return type </w:t>
             </w:r>
@@ -906,14 +764,12 @@
             <w:r>
               <w:t xml:space="preserve">Action </w:t>
             </w:r>
-            <w:proofErr w:type="spellStart"/>
             <w:r>
               <w:rPr>
                 <w:rStyle w:val="VerbatimChar"/>
               </w:rPr>
               <w:t>parseScriptOutput</w:t>
             </w:r>
-            <w:proofErr w:type="spellEnd"/>
             <w:r>
               <w:t xml:space="preserve"> deployed (shared)</w:t>
             </w:r>
@@ -966,30 +822,8 @@
               <w:rPr>
                 <w:rStyle w:val="VerbatimChar"/>
               </w:rPr>
-              <w:t>Move-</w:t>
-            </w:r>
-            <w:proofErr w:type="spellStart"/>
-            <w:r>
-              <w:rPr>
-                <w:rStyle w:val="VerbatimChar"/>
-              </w:rPr>
-              <w:t>ArchivedLogs</w:t>
-            </w:r>
-            <w:proofErr w:type="spellEnd"/>
-            <w:r>
-              <w:rPr>
-                <w:rStyle w:val="VerbatimChar"/>
-              </w:rPr>
-              <w:t>-</w:t>
-            </w:r>
-            <w:proofErr w:type="spellStart"/>
-            <w:r>
-              <w:rPr>
-                <w:rStyle w:val="VerbatimChar"/>
-              </w:rPr>
-              <w:t>ByADGroup</w:t>
-            </w:r>
-            <w:proofErr w:type="spellEnd"/>
+              <w:t>Move-ArchivedLogs-ByADGroup</w:t>
+            </w:r>
             <w:r>
               <w:t xml:space="preserve"> deployed</w:t>
             </w:r>
@@ -1086,47 +920,39 @@
             <w:pPr>
               <w:pStyle w:val="Compact"/>
             </w:pPr>
-            <w:proofErr w:type="spellStart"/>
             <w:r>
               <w:rPr>
                 <w:rStyle w:val="VerbatimChar"/>
               </w:rPr>
               <w:t>scriptPath</w:t>
             </w:r>
-            <w:proofErr w:type="spellEnd"/>
             <w:r>
               <w:t xml:space="preserve">, </w:t>
             </w:r>
-            <w:proofErr w:type="spellStart"/>
             <w:r>
               <w:rPr>
                 <w:rStyle w:val="VerbatimChar"/>
               </w:rPr>
               <w:t>domainName</w:t>
             </w:r>
-            <w:proofErr w:type="spellEnd"/>
             <w:r>
               <w:t xml:space="preserve">, </w:t>
             </w:r>
-            <w:proofErr w:type="spellStart"/>
             <w:r>
               <w:rPr>
                 <w:rStyle w:val="VerbatimChar"/>
               </w:rPr>
               <w:t>fileShareTarget</w:t>
             </w:r>
-            <w:proofErr w:type="spellEnd"/>
             <w:r>
               <w:t xml:space="preserve">, </w:t>
             </w:r>
-            <w:proofErr w:type="spellStart"/>
             <w:r>
               <w:rPr>
                 <w:rStyle w:val="VerbatimChar"/>
               </w:rPr>
               <w:t>fileFilter</w:t>
             </w:r>
-            <w:proofErr w:type="spellEnd"/>
             <w:r>
               <w:t xml:space="preserve"> (e.g. </w:t>
             </w:r>
@@ -1134,27 +960,17 @@
               <w:rPr>
                 <w:rStyle w:val="VerbatimChar"/>
               </w:rPr>
-              <w:t>Archive-*.</w:t>
-            </w:r>
-            <w:proofErr w:type="spellStart"/>
-            <w:r>
-              <w:rPr>
-                <w:rStyle w:val="VerbatimChar"/>
-              </w:rPr>
-              <w:t>evtx</w:t>
-            </w:r>
-            <w:proofErr w:type="spellEnd"/>
+              <w:t>Archive-*.evtx</w:t>
+            </w:r>
             <w:r>
               <w:t xml:space="preserve">), </w:t>
             </w:r>
-            <w:proofErr w:type="spellStart"/>
             <w:r>
               <w:rPr>
                 <w:rStyle w:val="VerbatimChar"/>
               </w:rPr>
               <w:t>fileAgeDays</w:t>
             </w:r>
-            <w:proofErr w:type="spellEnd"/>
             <w:r>
               <w:t xml:space="preserve"> (e.g. </w:t>
             </w:r>
@@ -1167,14 +983,12 @@
             <w:r>
               <w:t xml:space="preserve">) each have a default; </w:t>
             </w:r>
-            <w:proofErr w:type="spellStart"/>
             <w:r>
               <w:rPr>
                 <w:rStyle w:val="VerbatimChar"/>
               </w:rPr>
               <w:t>groupDN</w:t>
             </w:r>
-            <w:proofErr w:type="spellEnd"/>
             <w:r>
               <w:t xml:space="preserve"> has </w:t>
             </w:r>
@@ -1229,14 +1043,12 @@
             <w:r>
               <w:t xml:space="preserve"> available and returns </w:t>
             </w:r>
-            <w:proofErr w:type="spellStart"/>
             <w:r>
               <w:rPr>
                 <w:rStyle w:val="VerbatimChar"/>
               </w:rPr>
               <w:t>PowerShellRemotePSObject</w:t>
             </w:r>
-            <w:proofErr w:type="spellEnd"/>
           </w:p>
         </w:tc>
         <w:tc>
@@ -1268,14 +1080,12 @@
       <w:pPr>
         <w:pStyle w:val="FirstParagraph"/>
       </w:pPr>
-      <w:proofErr w:type="spellStart"/>
       <w:r>
         <w:rPr>
           <w:rStyle w:val="VerbatimChar"/>
         </w:rPr>
         <w:t>buildMoveByADGroupInvocation</w:t>
       </w:r>
-      <w:proofErr w:type="spellEnd"/>
       <w:r>
         <w:t>:</w:t>
       </w:r>
@@ -1365,90 +1175,38 @@
             <w:r>
               <w:t xml:space="preserve">Valid: </w:t>
             </w:r>
-            <w:proofErr w:type="spellStart"/>
-            <w:r>
-              <w:rPr>
-                <w:rStyle w:val="VerbatimChar"/>
-              </w:rPr>
-              <w:t>scriptPath</w:t>
-            </w:r>
-            <w:proofErr w:type="spellEnd"/>
-            <w:r>
-              <w:rPr>
-                <w:rStyle w:val="VerbatimChar"/>
-              </w:rPr>
-              <w:t>='C:\PSO\Scripts\cvs_functions.ps1'</w:t>
+            <w:r>
+              <w:rPr>
+                <w:rStyle w:val="VerbatimChar"/>
+              </w:rPr>
+              <w:t>scriptPath='C:\PSO\Scripts\cvs_functions.ps1'</w:t>
             </w:r>
             <w:r>
               <w:t xml:space="preserve">, </w:t>
             </w:r>
-            <w:proofErr w:type="spellStart"/>
-            <w:r>
-              <w:rPr>
-                <w:rStyle w:val="VerbatimChar"/>
-              </w:rPr>
-              <w:t>groupDN</w:t>
-            </w:r>
-            <w:proofErr w:type="spellEnd"/>
-            <w:r>
-              <w:rPr>
-                <w:rStyle w:val="VerbatimChar"/>
-              </w:rPr>
-              <w:t>='CN=</w:t>
-            </w:r>
-            <w:proofErr w:type="spellStart"/>
-            <w:proofErr w:type="gramStart"/>
-            <w:r>
-              <w:rPr>
-                <w:rStyle w:val="VerbatimChar"/>
-              </w:rPr>
-              <w:t>WinLogServers,OU</w:t>
-            </w:r>
-            <w:proofErr w:type="spellEnd"/>
-            <w:proofErr w:type="gramEnd"/>
-            <w:r>
-              <w:rPr>
-                <w:rStyle w:val="VerbatimChar"/>
-              </w:rPr>
-              <w:t>=</w:t>
-            </w:r>
-            <w:proofErr w:type="spellStart"/>
-            <w:proofErr w:type="gramStart"/>
-            <w:r>
-              <w:rPr>
-                <w:rStyle w:val="VerbatimChar"/>
-              </w:rPr>
-              <w:t>Groups,</w:t>
-            </w:r>
-            <w:r>
-              <w:rPr>
-                <w:rStyle w:val="VerbatimChar"/>
-              </w:rPr>
-              <w:t>DC</w:t>
-            </w:r>
-            <w:proofErr w:type="spellEnd"/>
-            <w:proofErr w:type="gramEnd"/>
-            <w:r>
-              <w:rPr>
-                <w:rStyle w:val="VerbatimChar"/>
-              </w:rPr>
-              <w:t>=</w:t>
-            </w:r>
-            <w:proofErr w:type="spellStart"/>
-            <w:proofErr w:type="gramStart"/>
-            <w:r>
-              <w:rPr>
-                <w:rStyle w:val="VerbatimChar"/>
-              </w:rPr>
-              <w:t>vcf,DC</w:t>
-            </w:r>
-            <w:proofErr w:type="spellEnd"/>
-            <w:proofErr w:type="gramEnd"/>
-            <w:r>
-              <w:rPr>
-                <w:rStyle w:val="VerbatimChar"/>
-              </w:rPr>
-              <w:t>=lab</w:t>
+            <w:r>
+              <w:rPr>
+                <w:rStyle w:val="VerbatimChar"/>
+              </w:rPr>
+              <w:t>groupDN='CN=WinLogServers,OU=Groups,</w:t>
+            </w:r>
+            <w:r>
+              <w:rPr>
+                <w:rStyle w:val="VerbatimChar"/>
+              </w:rPr>
+              <w:t>DC=vcf</w:t>
+            </w:r>
+            <w:r>
+              <w:rPr>
+                <w:rStyle w:val="VerbatimChar"/>
+              </w:rPr>
+              <w:t>,</w:t>
+            </w:r>
+            <w:r>
+              <w:rPr>
+                <w:rStyle w:val="VerbatimChar"/>
+              </w:rPr>
+              <w:t>DC=lab</w:t>
             </w:r>
             <w:r>
               <w:rPr>
@@ -1459,28 +1217,18 @@
             <w:r>
               <w:t xml:space="preserve">, </w:t>
             </w:r>
-            <w:proofErr w:type="spellStart"/>
-            <w:r>
-              <w:rPr>
-                <w:rStyle w:val="VerbatimChar"/>
-              </w:rPr>
-              <w:t>domainName</w:t>
-            </w:r>
-            <w:proofErr w:type="spellEnd"/>
-            <w:r>
-              <w:rPr>
-                <w:rStyle w:val="VerbatimChar"/>
-              </w:rPr>
-              <w:t>='</w:t>
-            </w:r>
-            <w:proofErr w:type="spellStart"/>
+            <w:r>
+              <w:rPr>
+                <w:rStyle w:val="VerbatimChar"/>
+              </w:rPr>
+              <w:t>domainName='</w:t>
+            </w:r>
             <w:r>
               <w:rPr>
                 <w:rStyle w:val="VerbatimChar"/>
               </w:rPr>
               <w:t>vcf.lab</w:t>
             </w:r>
-            <w:proofErr w:type="spellEnd"/>
             <w:r>
               <w:rPr>
                 <w:rStyle w:val="VerbatimChar"/>
@@ -1490,67 +1238,29 @@
             <w:r>
               <w:t xml:space="preserve">, </w:t>
             </w:r>
-            <w:proofErr w:type="spellStart"/>
-            <w:r>
-              <w:rPr>
-                <w:rStyle w:val="VerbatimChar"/>
-              </w:rPr>
-              <w:t>fileShareTarget</w:t>
-            </w:r>
-            <w:proofErr w:type="spellEnd"/>
-            <w:r>
-              <w:rPr>
-                <w:rStyle w:val="VerbatimChar"/>
-              </w:rPr>
-              <w:t>='\\fileserver\share$\Windows'</w:t>
+            <w:r>
+              <w:rPr>
+                <w:rStyle w:val="VerbatimChar"/>
+              </w:rPr>
+              <w:t>fileShareTarget='\\fileserver\share$\Windows'</w:t>
             </w:r>
             <w:r>
               <w:t xml:space="preserve">, </w:t>
             </w:r>
-            <w:proofErr w:type="spellStart"/>
-            <w:r>
-              <w:rPr>
-                <w:rStyle w:val="VerbatimChar"/>
-              </w:rPr>
-              <w:t>fileFilter</w:t>
-            </w:r>
-            <w:proofErr w:type="spellEnd"/>
-            <w:r>
-              <w:rPr>
-                <w:rStyle w:val="VerbatimChar"/>
-              </w:rPr>
-              <w:t>='Archive-*.</w:t>
-            </w:r>
-            <w:proofErr w:type="spellStart"/>
-            <w:r>
-              <w:rPr>
-                <w:rStyle w:val="VerbatimChar"/>
-              </w:rPr>
-              <w:t>evtx</w:t>
-            </w:r>
-            <w:proofErr w:type="spellEnd"/>
-            <w:r>
-              <w:rPr>
-                <w:rStyle w:val="VerbatimChar"/>
-              </w:rPr>
-              <w:t>'</w:t>
+            <w:r>
+              <w:rPr>
+                <w:rStyle w:val="VerbatimChar"/>
+              </w:rPr>
+              <w:t>fileFilter='Archive-*.evtx'</w:t>
             </w:r>
             <w:r>
               <w:t xml:space="preserve">, </w:t>
             </w:r>
-            <w:proofErr w:type="spellStart"/>
-            <w:r>
-              <w:rPr>
-                <w:rStyle w:val="VerbatimChar"/>
-              </w:rPr>
-              <w:t>fileAgeDays</w:t>
-            </w:r>
-            <w:proofErr w:type="spellEnd"/>
-            <w:r>
-              <w:rPr>
-                <w:rStyle w:val="VerbatimChar"/>
-              </w:rPr>
-              <w:t>=-1</w:t>
+            <w:r>
+              <w:rPr>
+                <w:rStyle w:val="VerbatimChar"/>
+              </w:rPr>
+              <w:t>fileAgeDays=-1</w:t>
             </w:r>
           </w:p>
         </w:tc>
@@ -1569,187 +1279,43 @@
               <w:rPr>
                 <w:rStyle w:val="VerbatimChar"/>
               </w:rPr>
-              <w:t>&amp; "C:\PSO\Scripts\cvs_functions.ps1" -Action 'move-archived-logs-</w:t>
-            </w:r>
-            <w:proofErr w:type="spellStart"/>
-            <w:r>
-              <w:rPr>
-                <w:rStyle w:val="VerbatimChar"/>
-              </w:rPr>
-              <w:t>ByCN</w:t>
-            </w:r>
-            <w:proofErr w:type="spellEnd"/>
-            <w:r>
-              <w:rPr>
-                <w:rStyle w:val="VerbatimChar"/>
-              </w:rPr>
-              <w:t>' -</w:t>
-            </w:r>
-            <w:proofErr w:type="spellStart"/>
-            <w:r>
-              <w:rPr>
-                <w:rStyle w:val="VerbatimChar"/>
-              </w:rPr>
-              <w:t>SecurityGroup_</w:t>
-            </w:r>
-            <w:proofErr w:type="gramStart"/>
-            <w:r>
-              <w:rPr>
-                <w:rStyle w:val="VerbatimChar"/>
-              </w:rPr>
-              <w:t>CN</w:t>
-            </w:r>
-            <w:proofErr w:type="spellEnd"/>
-            <w:proofErr w:type="gramEnd"/>
-            <w:r>
-              <w:rPr>
-                <w:rStyle w:val="VerbatimChar"/>
-              </w:rPr>
-              <w:t xml:space="preserve"> 'CN=</w:t>
-            </w:r>
-            <w:proofErr w:type="spellStart"/>
-            <w:proofErr w:type="gramStart"/>
-            <w:r>
-              <w:rPr>
-                <w:rStyle w:val="VerbatimChar"/>
-              </w:rPr>
-              <w:t>WinLogServers,OU</w:t>
-            </w:r>
-            <w:proofErr w:type="spellEnd"/>
-            <w:proofErr w:type="gramEnd"/>
-            <w:r>
-              <w:rPr>
-                <w:rStyle w:val="VerbatimChar"/>
-              </w:rPr>
-              <w:t>=</w:t>
-            </w:r>
-            <w:proofErr w:type="spellStart"/>
-            <w:proofErr w:type="gramStart"/>
-            <w:r>
-              <w:rPr>
-                <w:rStyle w:val="VerbatimChar"/>
-              </w:rPr>
-              <w:t>Groups,</w:t>
-            </w:r>
-            <w:r>
-              <w:rPr>
-                <w:rStyle w:val="VerbatimChar"/>
-              </w:rPr>
-              <w:t>DC</w:t>
-            </w:r>
-            <w:proofErr w:type="spellEnd"/>
-            <w:proofErr w:type="gramEnd"/>
-            <w:r>
-              <w:rPr>
-                <w:rStyle w:val="VerbatimChar"/>
-              </w:rPr>
-              <w:t>=</w:t>
-            </w:r>
-            <w:proofErr w:type="spellStart"/>
-            <w:proofErr w:type="gramStart"/>
-            <w:r>
-              <w:rPr>
-                <w:rStyle w:val="VerbatimChar"/>
-              </w:rPr>
-              <w:t>vcf,DC</w:t>
-            </w:r>
-            <w:proofErr w:type="spellEnd"/>
-            <w:proofErr w:type="gramEnd"/>
-            <w:r>
-              <w:rPr>
-                <w:rStyle w:val="VerbatimChar"/>
-              </w:rPr>
-              <w:t>=lab</w:t>
-            </w:r>
-            <w:r>
-              <w:rPr>
-                <w:rStyle w:val="VerbatimChar"/>
-              </w:rPr>
-              <w:t>' -</w:t>
-            </w:r>
-            <w:proofErr w:type="spellStart"/>
-            <w:r>
-              <w:rPr>
-                <w:rStyle w:val="VerbatimChar"/>
-              </w:rPr>
-              <w:t>DomainName</w:t>
-            </w:r>
-            <w:proofErr w:type="spellEnd"/>
-            <w:r>
-              <w:rPr>
-                <w:rStyle w:val="VerbatimChar"/>
-              </w:rPr>
-              <w:t xml:space="preserve"> '</w:t>
-            </w:r>
-            <w:proofErr w:type="spellStart"/>
+              <w:t>&amp; "C:\PSO\Scripts\cvs_functions.ps1" -Action 'move-archived-logs-ByCN' -SecurityGroup_CN 'CN=WinLogServers,OU=Groups,</w:t>
+            </w:r>
+            <w:r>
+              <w:rPr>
+                <w:rStyle w:val="VerbatimChar"/>
+              </w:rPr>
+              <w:t>DC=vcf</w:t>
+            </w:r>
+            <w:r>
+              <w:rPr>
+                <w:rStyle w:val="VerbatimChar"/>
+              </w:rPr>
+              <w:t>,</w:t>
+            </w:r>
+            <w:r>
+              <w:rPr>
+                <w:rStyle w:val="VerbatimChar"/>
+              </w:rPr>
+              <w:t>DC=lab</w:t>
+            </w:r>
+            <w:r>
+              <w:rPr>
+                <w:rStyle w:val="VerbatimChar"/>
+              </w:rPr>
+              <w:t>' -DomainName '</w:t>
+            </w:r>
             <w:r>
               <w:rPr>
                 <w:rStyle w:val="VerbatimChar"/>
               </w:rPr>
               <w:t>vcf.lab</w:t>
             </w:r>
-            <w:proofErr w:type="spellEnd"/>
-            <w:r>
-              <w:rPr>
-                <w:rStyle w:val="VerbatimChar"/>
-              </w:rPr>
-              <w:t>' -</w:t>
-            </w:r>
-            <w:proofErr w:type="spellStart"/>
-            <w:r>
-              <w:rPr>
-                <w:rStyle w:val="VerbatimChar"/>
-              </w:rPr>
-              <w:t>FileShareTarget</w:t>
-            </w:r>
-            <w:proofErr w:type="spellEnd"/>
-            <w:r>
-              <w:rPr>
-                <w:rStyle w:val="VerbatimChar"/>
-              </w:rPr>
-              <w:t xml:space="preserve"> '\\fileserver\share$\Windows' -</w:t>
-            </w:r>
-            <w:proofErr w:type="spellStart"/>
-            <w:r>
-              <w:rPr>
-                <w:rStyle w:val="VerbatimChar"/>
-              </w:rPr>
-              <w:t>FilterOn</w:t>
-            </w:r>
-            <w:proofErr w:type="spellEnd"/>
-            <w:r>
-              <w:rPr>
-                <w:rStyle w:val="VerbatimChar"/>
-              </w:rPr>
-              <w:t xml:space="preserve"> 'Archive-*.</w:t>
-            </w:r>
-            <w:proofErr w:type="spellStart"/>
-            <w:r>
-              <w:rPr>
-                <w:rStyle w:val="VerbatimChar"/>
-              </w:rPr>
-              <w:t>evtx</w:t>
-            </w:r>
-            <w:proofErr w:type="spellEnd"/>
-            <w:r>
-              <w:rPr>
-                <w:rStyle w:val="VerbatimChar"/>
-              </w:rPr>
-              <w:t>' -</w:t>
-            </w:r>
-            <w:proofErr w:type="spellStart"/>
-            <w:r>
-              <w:rPr>
-                <w:rStyle w:val="VerbatimChar"/>
-              </w:rPr>
-              <w:t>NumberOfDays</w:t>
-            </w:r>
-            <w:proofErr w:type="spellEnd"/>
-            <w:r>
-              <w:rPr>
-                <w:rStyle w:val="VerbatimChar"/>
-              </w:rPr>
-              <w:t xml:space="preserve"> '-1' *&gt;&amp;1 | Out-String -Width 4096</w:t>
+            <w:r>
+              <w:rPr>
+                <w:rStyle w:val="VerbatimChar"/>
+              </w:rPr>
+              <w:t>' -FileShareTarget '\\fileserver\share$\Windows' -FilterOn 'Archive-*.evtx' -NumberOfDays '-1' *&gt;&amp;1 | Out-String -Width 4096</w:t>
             </w:r>
             <w:r>
               <w:t xml:space="preserve">. Note </w:t>
@@ -1758,16 +1324,8 @@
               <w:rPr>
                 <w:rStyle w:val="VerbatimChar"/>
               </w:rPr>
-              <w:t>-</w:t>
-            </w:r>
-            <w:proofErr w:type="spellStart"/>
-            <w:r>
-              <w:rPr>
-                <w:rStyle w:val="VerbatimChar"/>
-              </w:rPr>
-              <w:t>SecurityGroup_CN</w:t>
-            </w:r>
-            <w:proofErr w:type="spellEnd"/>
+              <w:t>-SecurityGroup_CN</w:t>
+            </w:r>
             <w:r>
               <w:t xml:space="preserve"> underscore</w:t>
             </w:r>
@@ -1800,19 +1358,11 @@
             <w:pPr>
               <w:pStyle w:val="Compact"/>
             </w:pPr>
-            <w:proofErr w:type="spellStart"/>
-            <w:r>
-              <w:rPr>
-                <w:rStyle w:val="VerbatimChar"/>
-              </w:rPr>
-              <w:t>scriptPath</w:t>
-            </w:r>
-            <w:proofErr w:type="spellEnd"/>
-            <w:r>
-              <w:rPr>
-                <w:rStyle w:val="VerbatimChar"/>
-              </w:rPr>
-              <w:t>=''</w:t>
+            <w:r>
+              <w:rPr>
+                <w:rStyle w:val="VerbatimChar"/>
+              </w:rPr>
+              <w:t>scriptPath=''</w:t>
             </w:r>
           </w:p>
         </w:tc>
@@ -1827,19 +1377,11 @@
             <w:r>
               <w:t xml:space="preserve">Throws Error containing </w:t>
             </w:r>
-            <w:proofErr w:type="spellStart"/>
-            <w:r>
-              <w:rPr>
-                <w:rStyle w:val="VerbatimChar"/>
-              </w:rPr>
-              <w:t>scriptPath</w:t>
-            </w:r>
-            <w:proofErr w:type="spellEnd"/>
-            <w:r>
-              <w:rPr>
-                <w:rStyle w:val="VerbatimChar"/>
-              </w:rPr>
-              <w:t xml:space="preserve"> is required</w:t>
+            <w:r>
+              <w:rPr>
+                <w:rStyle w:val="VerbatimChar"/>
+              </w:rPr>
+              <w:t>scriptPath is required</w:t>
             </w:r>
           </w:p>
         </w:tc>
@@ -1870,19 +1412,11 @@
             <w:pPr>
               <w:pStyle w:val="Compact"/>
             </w:pPr>
-            <w:proofErr w:type="spellStart"/>
-            <w:r>
-              <w:rPr>
-                <w:rStyle w:val="VerbatimChar"/>
-              </w:rPr>
-              <w:t>groupDN</w:t>
-            </w:r>
-            <w:proofErr w:type="spellEnd"/>
-            <w:r>
-              <w:rPr>
-                <w:rStyle w:val="VerbatimChar"/>
-              </w:rPr>
-              <w:t>=''</w:t>
+            <w:r>
+              <w:rPr>
+                <w:rStyle w:val="VerbatimChar"/>
+              </w:rPr>
+              <w:t>groupDN=''</w:t>
             </w:r>
           </w:p>
         </w:tc>
@@ -1897,19 +1431,11 @@
             <w:r>
               <w:t xml:space="preserve">Throws Error containing </w:t>
             </w:r>
-            <w:proofErr w:type="spellStart"/>
-            <w:r>
-              <w:rPr>
-                <w:rStyle w:val="VerbatimChar"/>
-              </w:rPr>
-              <w:t>groupDN</w:t>
-            </w:r>
-            <w:proofErr w:type="spellEnd"/>
-            <w:r>
-              <w:rPr>
-                <w:rStyle w:val="VerbatimChar"/>
-              </w:rPr>
-              <w:t xml:space="preserve"> is required</w:t>
+            <w:r>
+              <w:rPr>
+                <w:rStyle w:val="VerbatimChar"/>
+              </w:rPr>
+              <w:t>groupDN is required</w:t>
             </w:r>
           </w:p>
         </w:tc>
@@ -1940,22 +1466,12 @@
             <w:pPr>
               <w:pStyle w:val="Compact"/>
             </w:pPr>
-            <w:proofErr w:type="spellStart"/>
-            <w:r>
-              <w:rPr>
-                <w:rStyle w:val="VerbatimChar"/>
-              </w:rPr>
-              <w:t>fileAgeDays</w:t>
-            </w:r>
-            <w:proofErr w:type="spellEnd"/>
-            <w:proofErr w:type="gramStart"/>
-            <w:r>
-              <w:rPr>
-                <w:rStyle w:val="VerbatimChar"/>
-              </w:rPr>
-              <w:t>=''</w:t>
-            </w:r>
-            <w:proofErr w:type="gramEnd"/>
+            <w:r>
+              <w:rPr>
+                <w:rStyle w:val="VerbatimChar"/>
+              </w:rPr>
+              <w:t>fileAgeDays=''</w:t>
+            </w:r>
             <w:r>
               <w:t xml:space="preserve"> (or </w:t>
             </w:r>
@@ -1963,21 +1479,7 @@
               <w:rPr>
                 <w:rStyle w:val="VerbatimChar"/>
               </w:rPr>
-              <w:t>'</w:t>
-            </w:r>
-            <w:proofErr w:type="spellStart"/>
-            <w:r>
-              <w:rPr>
-                <w:rStyle w:val="VerbatimChar"/>
-              </w:rPr>
-              <w:t>abc</w:t>
-            </w:r>
-            <w:proofErr w:type="spellEnd"/>
-            <w:r>
-              <w:rPr>
-                <w:rStyle w:val="VerbatimChar"/>
-              </w:rPr>
-              <w:t>'</w:t>
+              <w:t>'abc'</w:t>
             </w:r>
             <w:r>
               <w:t>)</w:t>
@@ -1995,36 +1497,20 @@
             <w:r>
               <w:t xml:space="preserve">Throws </w:t>
             </w:r>
-            <w:proofErr w:type="spellStart"/>
-            <w:r>
-              <w:rPr>
-                <w:rStyle w:val="VerbatimChar"/>
-              </w:rPr>
-              <w:t>fileAgeDays</w:t>
-            </w:r>
-            <w:proofErr w:type="spellEnd"/>
-            <w:r>
-              <w:rPr>
-                <w:rStyle w:val="VerbatimChar"/>
-              </w:rPr>
-              <w:t xml:space="preserve"> is required</w:t>
+            <w:r>
+              <w:rPr>
+                <w:rStyle w:val="VerbatimChar"/>
+              </w:rPr>
+              <w:t>fileAgeDays is required</w:t>
             </w:r>
             <w:r>
               <w:t xml:space="preserve"> (empty) or </w:t>
             </w:r>
-            <w:proofErr w:type="spellStart"/>
-            <w:r>
-              <w:rPr>
-                <w:rStyle w:val="VerbatimChar"/>
-              </w:rPr>
-              <w:t>fileAgeDays</w:t>
-            </w:r>
-            <w:proofErr w:type="spellEnd"/>
-            <w:r>
-              <w:rPr>
-                <w:rStyle w:val="VerbatimChar"/>
-              </w:rPr>
-              <w:t xml:space="preserve"> must be a </w:t>
+            <w:r>
+              <w:rPr>
+                <w:rStyle w:val="VerbatimChar"/>
+              </w:rPr>
+              <w:t xml:space="preserve">fileAgeDays must be a </w:t>
             </w:r>
             <w:r>
               <w:rPr>
@@ -2066,19 +1552,11 @@
             <w:pPr>
               <w:pStyle w:val="Compact"/>
             </w:pPr>
-            <w:proofErr w:type="spellStart"/>
-            <w:r>
-              <w:rPr>
-                <w:rStyle w:val="VerbatimChar"/>
-              </w:rPr>
-              <w:t>fileFilter</w:t>
-            </w:r>
-            <w:proofErr w:type="spellEnd"/>
-            <w:r>
-              <w:rPr>
-                <w:rStyle w:val="VerbatimChar"/>
-              </w:rPr>
-              <w:t>=''</w:t>
+            <w:r>
+              <w:rPr>
+                <w:rStyle w:val="VerbatimChar"/>
+              </w:rPr>
+              <w:t>fileFilter=''</w:t>
             </w:r>
           </w:p>
         </w:tc>
@@ -2093,19 +1571,11 @@
             <w:r>
               <w:t xml:space="preserve">Throws Error containing </w:t>
             </w:r>
-            <w:proofErr w:type="spellStart"/>
-            <w:r>
-              <w:rPr>
-                <w:rStyle w:val="VerbatimChar"/>
-              </w:rPr>
-              <w:t>fileFilter</w:t>
-            </w:r>
-            <w:proofErr w:type="spellEnd"/>
-            <w:r>
-              <w:rPr>
-                <w:rStyle w:val="VerbatimChar"/>
-              </w:rPr>
-              <w:t xml:space="preserve"> is required</w:t>
+            <w:r>
+              <w:rPr>
+                <w:rStyle w:val="VerbatimChar"/>
+              </w:rPr>
+              <w:t>fileFilter is required</w:t>
             </w:r>
           </w:p>
         </w:tc>
@@ -2136,19 +1606,11 @@
             <w:pPr>
               <w:pStyle w:val="Compact"/>
             </w:pPr>
-            <w:proofErr w:type="spellStart"/>
-            <w:r>
-              <w:rPr>
-                <w:rStyle w:val="VerbatimChar"/>
-              </w:rPr>
-              <w:t>domainName</w:t>
-            </w:r>
-            <w:proofErr w:type="spellEnd"/>
-            <w:r>
-              <w:rPr>
-                <w:rStyle w:val="VerbatimChar"/>
-              </w:rPr>
-              <w:t>=''</w:t>
+            <w:r>
+              <w:rPr>
+                <w:rStyle w:val="VerbatimChar"/>
+              </w:rPr>
+              <w:t>domainName=''</w:t>
             </w:r>
           </w:p>
         </w:tc>
@@ -2163,19 +1625,11 @@
             <w:r>
               <w:t xml:space="preserve">Throws Error containing </w:t>
             </w:r>
-            <w:proofErr w:type="spellStart"/>
-            <w:r>
-              <w:rPr>
-                <w:rStyle w:val="VerbatimChar"/>
-              </w:rPr>
-              <w:t>domainName</w:t>
-            </w:r>
-            <w:proofErr w:type="spellEnd"/>
-            <w:r>
-              <w:rPr>
-                <w:rStyle w:val="VerbatimChar"/>
-              </w:rPr>
-              <w:t xml:space="preserve"> is required</w:t>
+            <w:r>
+              <w:rPr>
+                <w:rStyle w:val="VerbatimChar"/>
+              </w:rPr>
+              <w:t>domainName is required</w:t>
             </w:r>
           </w:p>
         </w:tc>
@@ -2199,14 +1653,12 @@
       <w:r>
         <w:t xml:space="preserve"> a </w:t>
       </w:r>
-      <w:proofErr w:type="spellStart"/>
       <w:r>
         <w:rPr>
           <w:rStyle w:val="VerbatimChar"/>
         </w:rPr>
         <w:t>groupDN</w:t>
       </w:r>
-      <w:proofErr w:type="spellEnd"/>
       <w:r>
         <w:t xml:space="preserve"> without a </w:t>
       </w:r>
@@ -2219,38 +1671,26 @@
       <w:r>
         <w:t xml:space="preserve"> component still succeeds but logs a </w:t>
       </w:r>
-      <w:proofErr w:type="spellStart"/>
       <w:r>
         <w:rPr>
           <w:rStyle w:val="VerbatimChar"/>
         </w:rPr>
         <w:t>System.warn</w:t>
       </w:r>
-      <w:proofErr w:type="spellEnd"/>
-      <w:r>
-        <w:t xml:space="preserve"> nudge — confirm the log line </w:t>
-      </w:r>
-      <w:proofErr w:type="gramStart"/>
-      <w:r>
-        <w:t>appears</w:t>
-      </w:r>
-      <w:proofErr w:type="gramEnd"/>
-      <w:r>
-        <w:t xml:space="preserve"> and the string is still returned.</w:t>
+      <w:r>
+        <w:t xml:space="preserve"> nudge — confirm the log line appears and the string is still returned.</w:t>
       </w:r>
     </w:p>
     <w:p>
       <w:pPr>
         <w:pStyle w:val="FirstParagraph"/>
       </w:pPr>
-      <w:proofErr w:type="spellStart"/>
       <w:r>
         <w:rPr>
           <w:rStyle w:val="VerbatimChar"/>
         </w:rPr>
         <w:t>parseScriptOutput</w:t>
       </w:r>
-      <w:proofErr w:type="spellEnd"/>
       <w:r>
         <w:t xml:space="preserve"> (shared — reference only; see Shared-Components.docx):</w:t>
       </w:r>
@@ -2349,45 +1789,27 @@
             <w:r>
               <w:t xml:space="preserve">; pass result to </w:t>
             </w:r>
-            <w:proofErr w:type="spellStart"/>
             <w:r>
               <w:rPr>
                 <w:rStyle w:val="VerbatimChar"/>
               </w:rPr>
               <w:t>parseScriptOutput</w:t>
             </w:r>
-            <w:proofErr w:type="spellEnd"/>
-          </w:p>
-        </w:tc>
-        <w:tc>
-          <w:tcPr>
-            <w:tcW w:w="0" w:type="auto"/>
-          </w:tcPr>
-          <w:p>
-            <w:pPr>
-              <w:pStyle w:val="Compact"/>
-            </w:pPr>
-            <w:proofErr w:type="spellStart"/>
-            <w:proofErr w:type="gramStart"/>
-            <w:r>
-              <w:rPr>
-                <w:rStyle w:val="VerbatimChar"/>
-              </w:rPr>
-              <w:t>getRootObject</w:t>
-            </w:r>
-            <w:proofErr w:type="spellEnd"/>
-            <w:r>
-              <w:rPr>
-                <w:rStyle w:val="VerbatimChar"/>
-              </w:rPr>
-              <w:t>(</w:t>
-            </w:r>
-            <w:proofErr w:type="gramEnd"/>
-            <w:r>
-              <w:rPr>
-                <w:rStyle w:val="VerbatimChar"/>
-              </w:rPr>
-              <w:t>)</w:t>
+          </w:p>
+        </w:tc>
+        <w:tc>
+          <w:tcPr>
+            <w:tcW w:w="0" w:type="auto"/>
+          </w:tcPr>
+          <w:p>
+            <w:pPr>
+              <w:pStyle w:val="Compact"/>
+            </w:pPr>
+            <w:r>
+              <w:rPr>
+                <w:rStyle w:val="VerbatimChar"/>
+              </w:rPr>
+              <w:t>getRootObject()</w:t>
             </w:r>
             <w:r>
               <w:t xml:space="preserve"> returns the string; Properties returned with keys </w:t>
@@ -2401,25 +1823,21 @@
             <w:r>
               <w:t xml:space="preserve">, </w:t>
             </w:r>
-            <w:proofErr w:type="spellStart"/>
             <w:r>
               <w:rPr>
                 <w:rStyle w:val="VerbatimChar"/>
               </w:rPr>
               <w:t>outputText</w:t>
             </w:r>
-            <w:proofErr w:type="spellEnd"/>
             <w:r>
               <w:t xml:space="preserve">, </w:t>
             </w:r>
-            <w:proofErr w:type="spellStart"/>
             <w:r>
               <w:rPr>
                 <w:rStyle w:val="VerbatimChar"/>
               </w:rPr>
               <w:t>errorText</w:t>
             </w:r>
-            <w:proofErr w:type="spellEnd"/>
             <w:r>
               <w:t xml:space="preserve">; </w:t>
             </w:r>
@@ -2470,30 +1888,20 @@
             <w:r>
               <w:t xml:space="preserve"> line; pass to </w:t>
             </w:r>
-            <w:proofErr w:type="spellStart"/>
             <w:r>
               <w:rPr>
                 <w:rStyle w:val="VerbatimChar"/>
               </w:rPr>
               <w:t>parseScriptOutput</w:t>
             </w:r>
-            <w:proofErr w:type="spellEnd"/>
             <w:r>
               <w:t xml:space="preserve"> (</w:t>
             </w:r>
-            <w:proofErr w:type="spellStart"/>
-            <w:r>
-              <w:rPr>
-                <w:rStyle w:val="VerbatimChar"/>
-              </w:rPr>
-              <w:t>executionContext</w:t>
-            </w:r>
-            <w:proofErr w:type="spellEnd"/>
-            <w:r>
-              <w:rPr>
-                <w:rStyle w:val="VerbatimChar"/>
-              </w:rPr>
-              <w:t>='test'</w:t>
+            <w:r>
+              <w:rPr>
+                <w:rStyle w:val="VerbatimChar"/>
+              </w:rPr>
+              <w:t>executionContext='test'</w:t>
             </w:r>
             <w:r>
               <w:t>)</w:t>
@@ -2517,14 +1925,12 @@
             <w:r>
               <w:t xml:space="preserve">; error line captured; </w:t>
             </w:r>
-            <w:proofErr w:type="spellStart"/>
             <w:r>
               <w:rPr>
                 <w:rStyle w:val="VerbatimChar"/>
               </w:rPr>
               <w:t>outputText</w:t>
             </w:r>
-            <w:proofErr w:type="spellEnd"/>
             <w:r>
               <w:t xml:space="preserve"> contains all lines</w:t>
             </w:r>
@@ -2631,16 +2037,8 @@
               <w:rPr>
                 <w:rStyle w:val="VerbatimChar"/>
               </w:rPr>
-              <w:t>Archive*.</w:t>
-            </w:r>
-            <w:proofErr w:type="spellStart"/>
-            <w:r>
-              <w:rPr>
-                <w:rStyle w:val="VerbatimChar"/>
-              </w:rPr>
-              <w:t>evtx</w:t>
-            </w:r>
-            <w:proofErr w:type="spellEnd"/>
+              <w:t>Archive*.evtx</w:t>
+            </w:r>
             <w:r>
               <w:t xml:space="preserve"> in </w:t>
             </w:r>
@@ -2648,69 +2046,25 @@
               <w:rPr>
                 <w:rStyle w:val="VerbatimChar"/>
               </w:rPr>
-              <w:t>C$\Windows\System32\</w:t>
-            </w:r>
-            <w:proofErr w:type="spellStart"/>
-            <w:r>
-              <w:rPr>
-                <w:rStyle w:val="VerbatimChar"/>
-              </w:rPr>
-              <w:t>winevt</w:t>
-            </w:r>
-            <w:proofErr w:type="spellEnd"/>
-            <w:r>
-              <w:rPr>
-                <w:rStyle w:val="VerbatimChar"/>
-              </w:rPr>
-              <w:t>\Logs</w:t>
+              <w:t>C$\Windows\System32\winevt\Logs</w:t>
             </w:r>
             <w:r>
               <w:t xml:space="preserve">. Run with test group/domain, non-prod share, </w:t>
             </w:r>
-            <w:proofErr w:type="spellStart"/>
-            <w:r>
-              <w:rPr>
-                <w:rStyle w:val="VerbatimChar"/>
-              </w:rPr>
-              <w:t>fileFilter</w:t>
-            </w:r>
-            <w:proofErr w:type="spellEnd"/>
-            <w:r>
-              <w:rPr>
-                <w:rStyle w:val="VerbatimChar"/>
-              </w:rPr>
-              <w:t>='Archive-*.</w:t>
-            </w:r>
-            <w:proofErr w:type="spellStart"/>
-            <w:r>
-              <w:rPr>
-                <w:rStyle w:val="VerbatimChar"/>
-              </w:rPr>
-              <w:t>evtx</w:t>
-            </w:r>
-            <w:proofErr w:type="spellEnd"/>
-            <w:r>
-              <w:rPr>
-                <w:rStyle w:val="VerbatimChar"/>
-              </w:rPr>
-              <w:t>'</w:t>
+            <w:r>
+              <w:rPr>
+                <w:rStyle w:val="VerbatimChar"/>
+              </w:rPr>
+              <w:t>fileFilter='Archive-*.evtx'</w:t>
             </w:r>
             <w:r>
               <w:t xml:space="preserve">, </w:t>
             </w:r>
-            <w:proofErr w:type="spellStart"/>
-            <w:r>
-              <w:rPr>
-                <w:rStyle w:val="VerbatimChar"/>
-              </w:rPr>
-              <w:t>fileAgeDays</w:t>
-            </w:r>
-            <w:proofErr w:type="spellEnd"/>
-            <w:r>
-              <w:rPr>
-                <w:rStyle w:val="VerbatimChar"/>
-              </w:rPr>
-              <w:t>=-1</w:t>
+            <w:r>
+              <w:rPr>
+                <w:rStyle w:val="VerbatimChar"/>
+              </w:rPr>
+              <w:t>fileAgeDays=-1</w:t>
             </w:r>
           </w:p>
         </w:tc>
@@ -2758,21 +2112,7 @@
               <w:rPr>
                 <w:rStyle w:val="VerbatimChar"/>
               </w:rPr>
-              <w:t>&lt;</w:t>
-            </w:r>
-            <w:proofErr w:type="spellStart"/>
-            <w:r>
-              <w:rPr>
-                <w:rStyle w:val="VerbatimChar"/>
-              </w:rPr>
-              <w:t>fileShareTarget</w:t>
-            </w:r>
-            <w:proofErr w:type="spellEnd"/>
-            <w:r>
-              <w:rPr>
-                <w:rStyle w:val="VerbatimChar"/>
-              </w:rPr>
-              <w:t>&gt;\&lt;server-short-name&gt;\</w:t>
+              <w:t>&lt;fileShareTarget&gt;\&lt;server-short-name&gt;\</w:t>
             </w:r>
             <w:r>
               <w:t xml:space="preserve">; log shows the invocation string with </w:t>
@@ -2781,16 +2121,8 @@
               <w:rPr>
                 <w:rStyle w:val="VerbatimChar"/>
               </w:rPr>
-              <w:t>-</w:t>
-            </w:r>
-            <w:proofErr w:type="spellStart"/>
-            <w:r>
-              <w:rPr>
-                <w:rStyle w:val="VerbatimChar"/>
-              </w:rPr>
-              <w:t>SecurityGroup_CN</w:t>
-            </w:r>
-            <w:proofErr w:type="spellEnd"/>
+              <w:t>-SecurityGroup_CN</w:t>
+            </w:r>
             <w:r>
               <w:t xml:space="preserve"> (underscore), </w:t>
             </w:r>
@@ -2798,16 +2130,8 @@
               <w:rPr>
                 <w:rStyle w:val="VerbatimChar"/>
               </w:rPr>
-              <w:t>-</w:t>
-            </w:r>
-            <w:proofErr w:type="spellStart"/>
-            <w:r>
-              <w:rPr>
-                <w:rStyle w:val="VerbatimChar"/>
-              </w:rPr>
-              <w:t>FilterOn</w:t>
-            </w:r>
-            <w:proofErr w:type="spellEnd"/>
+              <w:t>-FilterOn</w:t>
+            </w:r>
             <w:r>
               <w:t xml:space="preserve">, </w:t>
             </w:r>
@@ -2815,16 +2139,8 @@
               <w:rPr>
                 <w:rStyle w:val="VerbatimChar"/>
               </w:rPr>
-              <w:t>-</w:t>
-            </w:r>
-            <w:proofErr w:type="spellStart"/>
-            <w:r>
-              <w:rPr>
-                <w:rStyle w:val="VerbatimChar"/>
-              </w:rPr>
-              <w:t>NumberOfDays</w:t>
-            </w:r>
-            <w:proofErr w:type="spellEnd"/>
+              <w:t>-NumberOfDays</w:t>
+            </w:r>
             <w:r>
               <w:t xml:space="preserve">; only </w:t>
             </w:r>
@@ -3056,14 +2372,12 @@
             <w:r>
               <w:t xml:space="preserve">Supply a </w:t>
             </w:r>
-            <w:proofErr w:type="spellStart"/>
             <w:r>
               <w:rPr>
                 <w:rStyle w:val="VerbatimChar"/>
               </w:rPr>
               <w:t>groupDN</w:t>
             </w:r>
-            <w:proofErr w:type="spellEnd"/>
             <w:r>
               <w:t xml:space="preserve"> that does not exist, OR run on a PS host without the RSAT AD module</w:t>
             </w:r>
@@ -3080,14 +2394,12 @@
             <w:r>
               <w:t xml:space="preserve">Group-resolution / missing-module failure terminates the script; routes through </w:t>
             </w:r>
-            <w:proofErr w:type="spellStart"/>
             <w:r>
               <w:rPr>
                 <w:rStyle w:val="VerbatimChar"/>
               </w:rPr>
               <w:t>handlePSFailure</w:t>
             </w:r>
-            <w:proofErr w:type="spellEnd"/>
             <w:r>
               <w:t xml:space="preserve"> to </w:t>
             </w:r>
@@ -3101,19 +2413,11 @@
             <w:r>
               <w:t xml:space="preserve">; </w:t>
             </w:r>
-            <w:proofErr w:type="spellStart"/>
-            <w:r>
-              <w:rPr>
-                <w:rStyle w:val="VerbatimChar"/>
-              </w:rPr>
-              <w:t>executionSuccess</w:t>
-            </w:r>
-            <w:proofErr w:type="spellEnd"/>
-            <w:r>
-              <w:rPr>
-                <w:rStyle w:val="VerbatimChar"/>
-              </w:rPr>
-              <w:t>=false</w:t>
+            <w:r>
+              <w:rPr>
+                <w:rStyle w:val="VerbatimChar"/>
+              </w:rPr>
+              <w:t>executionSuccess=false</w:t>
             </w:r>
             <w:r>
               <w:t xml:space="preserve"> with a "PS execution failed" message</w:t>
@@ -3129,15 +2433,7 @@
       <w:bookmarkStart w:id="5" w:name="phase-e--success-criteria-move-scoped"/>
       <w:bookmarkEnd w:id="4"/>
       <w:r>
-        <w:t>Phase E — Success criteria (Move-</w:t>
-      </w:r>
-      <w:proofErr w:type="gramStart"/>
-      <w:r>
-        <w:t>scoped</w:t>
-      </w:r>
-      <w:proofErr w:type="gramEnd"/>
-      <w:r>
-        <w:t>)</w:t>
+        <w:t>Phase E — Success criteria (Move-scoped)</w:t>
       </w:r>
     </w:p>
     <w:p>
@@ -3185,23 +2481,7 @@
         </w:numPr>
       </w:pPr>
       <w:r>
-        <w:t>Move-</w:t>
-      </w:r>
-      <w:proofErr w:type="spellStart"/>
-      <w:r>
-        <w:t>ArchivedLogs</w:t>
-      </w:r>
-      <w:proofErr w:type="spellEnd"/>
-      <w:r>
-        <w:t>-</w:t>
-      </w:r>
-      <w:proofErr w:type="spellStart"/>
-      <w:r>
-        <w:t>ByADGroup</w:t>
-      </w:r>
-      <w:proofErr w:type="spellEnd"/>
-      <w:r>
-        <w:t xml:space="preserve"> input defaults load in the custom form (set on inputs, </w:t>
+        <w:t xml:space="preserve">Move-ArchivedLogs-ByADGroup input defaults load in the custom form (set on inputs, </w:t>
       </w:r>
       <w:r>
         <w:rPr>
@@ -3213,14 +2493,12 @@
       <w:r>
         <w:t xml:space="preserve"> Config Element); </w:t>
       </w:r>
-      <w:proofErr w:type="spellStart"/>
       <w:r>
         <w:rPr>
           <w:rStyle w:val="VerbatimChar"/>
         </w:rPr>
         <w:t>groupDN</w:t>
       </w:r>
-      <w:proofErr w:type="spellEnd"/>
       <w:r>
         <w:t xml:space="preserve"> has no default.</w:t>
       </w:r>
@@ -3233,14 +2511,12 @@
           <w:numId w:val="7"/>
         </w:numPr>
       </w:pPr>
-      <w:proofErr w:type="spellStart"/>
       <w:r>
         <w:rPr>
           <w:rStyle w:val="VerbatimChar"/>
         </w:rPr>
         <w:t>buildMoveByADGroupInvocation</w:t>
       </w:r>
-      <w:proofErr w:type="spellEnd"/>
       <w:r>
         <w:t xml:space="preserve"> returns a correctly formatted invocation string using </w:t>
       </w:r>
@@ -3248,50 +2524,26 @@
         <w:rPr>
           <w:rStyle w:val="VerbatimChar"/>
         </w:rPr>
-        <w:t>-</w:t>
-      </w:r>
-      <w:proofErr w:type="spellStart"/>
+        <w:t>-SecurityGroup_CN</w:t>
+      </w:r>
+      <w:r>
+        <w:t xml:space="preserve"> (underscore), </w:t>
+      </w:r>
       <w:r>
         <w:rPr>
           <w:rStyle w:val="VerbatimChar"/>
         </w:rPr>
-        <w:t>SecurityGroup_CN</w:t>
-      </w:r>
-      <w:proofErr w:type="spellEnd"/>
-      <w:r>
-        <w:t xml:space="preserve"> (underscore), </w:t>
+        <w:t>-FilterOn</w:t>
+      </w:r>
+      <w:r>
+        <w:t xml:space="preserve">, </w:t>
       </w:r>
       <w:r>
         <w:rPr>
           <w:rStyle w:val="VerbatimChar"/>
         </w:rPr>
-        <w:t>-</w:t>
-      </w:r>
-      <w:proofErr w:type="spellStart"/>
-      <w:r>
-        <w:rPr>
-          <w:rStyle w:val="VerbatimChar"/>
-        </w:rPr>
-        <w:t>FilterOn</w:t>
-      </w:r>
-      <w:proofErr w:type="spellEnd"/>
-      <w:r>
-        <w:t xml:space="preserve">, </w:t>
-      </w:r>
-      <w:r>
-        <w:rPr>
-          <w:rStyle w:val="VerbatimChar"/>
-        </w:rPr>
-        <w:t>-</w:t>
-      </w:r>
-      <w:proofErr w:type="spellStart"/>
-      <w:r>
-        <w:rPr>
-          <w:rStyle w:val="VerbatimChar"/>
-        </w:rPr>
-        <w:t>NumberOfDays</w:t>
-      </w:r>
-      <w:proofErr w:type="spellEnd"/>
+        <w:t>-NumberOfDays</w:t>
+      </w:r>
       <w:r>
         <w:t xml:space="preserve"> — confirmed in logs.</w:t>
       </w:r>
@@ -3316,14 +2568,12 @@
           <w:numId w:val="9"/>
         </w:numPr>
       </w:pPr>
-      <w:proofErr w:type="spellStart"/>
       <w:r>
         <w:rPr>
           <w:rStyle w:val="VerbatimChar"/>
         </w:rPr>
         <w:t>parseScriptOutput</w:t>
       </w:r>
-      <w:proofErr w:type="spellEnd"/>
       <w:r>
         <w:t xml:space="preserve"> returns Properties </w:t>
       </w:r>
@@ -3331,35 +2581,7 @@
         <w:rPr>
           <w:rStyle w:val="VerbatimChar"/>
         </w:rPr>
-        <w:t xml:space="preserve">{success, </w:t>
-      </w:r>
-      <w:proofErr w:type="spellStart"/>
-      <w:r>
-        <w:rPr>
-          <w:rStyle w:val="VerbatimChar"/>
-        </w:rPr>
-        <w:t>outputText</w:t>
-      </w:r>
-      <w:proofErr w:type="spellEnd"/>
-      <w:r>
-        <w:rPr>
-          <w:rStyle w:val="VerbatimChar"/>
-        </w:rPr>
-        <w:t xml:space="preserve">, </w:t>
-      </w:r>
-      <w:proofErr w:type="spellStart"/>
-      <w:r>
-        <w:rPr>
-          <w:rStyle w:val="VerbatimChar"/>
-        </w:rPr>
-        <w:t>errorText</w:t>
-      </w:r>
-      <w:proofErr w:type="spellEnd"/>
-      <w:r>
-        <w:rPr>
-          <w:rStyle w:val="VerbatimChar"/>
-        </w:rPr>
-        <w:t>}</w:t>
+        <w:t>{success, outputText, errorText}</w:t>
       </w:r>
       <w:r>
         <w:t xml:space="preserve"> and flags </w:t>
@@ -3408,16 +2630,8 @@
         <w:rPr>
           <w:rStyle w:val="VerbatimChar"/>
         </w:rPr>
-        <w:t>Archive*.</w:t>
-      </w:r>
-      <w:proofErr w:type="spellStart"/>
-      <w:r>
-        <w:rPr>
-          <w:rStyle w:val="VerbatimChar"/>
-        </w:rPr>
-        <w:t>evtx</w:t>
-      </w:r>
-      <w:proofErr w:type="spellEnd"/>
+        <w:t>Archive*.evtx</w:t>
+      </w:r>
       <w:r>
         <w:t xml:space="preserve"> files to the correct per-server destination.</w:t>
       </w:r>
@@ -3511,36 +2725,30 @@
             <w:r>
               <w:t xml:space="preserve">All items are new. Rollback = delete the workflow and the </w:t>
             </w:r>
-            <w:proofErr w:type="spellStart"/>
             <w:r>
               <w:rPr>
                 <w:rStyle w:val="VerbatimChar"/>
               </w:rPr>
               <w:t>buildMoveByADGroupInvocation</w:t>
             </w:r>
-            <w:proofErr w:type="spellEnd"/>
             <w:r>
               <w:t xml:space="preserve"> action. Shared items (</w:t>
             </w:r>
-            <w:proofErr w:type="spellStart"/>
             <w:r>
               <w:rPr>
                 <w:rStyle w:val="VerbatimChar"/>
               </w:rPr>
               <w:t>parseScriptOutput</w:t>
             </w:r>
-            <w:proofErr w:type="spellEnd"/>
             <w:r>
               <w:t xml:space="preserve">, </w:t>
             </w:r>
-            <w:proofErr w:type="spellStart"/>
             <w:r>
               <w:rPr>
                 <w:rStyle w:val="VerbatimChar"/>
               </w:rPr>
               <w:t>handlePSFailure</w:t>
             </w:r>
-            <w:proofErr w:type="spellEnd"/>
             <w:r>
               <w:t>, OOTB workflow) are used by a separate deliverable — do not delete unless decommissioning both</w:t>
             </w:r>
@@ -3579,16 +2787,8 @@
               <w:rPr>
                 <w:rStyle w:val="VerbatimChar"/>
               </w:rPr>
-              <w:t>move-archived-logs-</w:t>
-            </w:r>
-            <w:proofErr w:type="spellStart"/>
-            <w:r>
-              <w:rPr>
-                <w:rStyle w:val="VerbatimChar"/>
-              </w:rPr>
-              <w:t>ByCN</w:t>
-            </w:r>
-            <w:proofErr w:type="spellEnd"/>
+              <w:t>move-archived-logs-ByCN</w:t>
+            </w:r>
             <w:r>
               <w:t xml:space="preserve"> action already existed; changes are S-1…S-5. To revert, redeploy the previous script (removes filter/age inputs and resilient handling)</w:t>
             </w:r>
@@ -3611,16 +2811,8 @@
               <w:rPr>
                 <w:rStyle w:val="VerbatimChar"/>
               </w:rPr>
-              <w:t>.</w:t>
-            </w:r>
-            <w:proofErr w:type="spellStart"/>
-            <w:r>
-              <w:rPr>
-                <w:rStyle w:val="VerbatimChar"/>
-              </w:rPr>
-              <w:t>evtx</w:t>
-            </w:r>
-            <w:proofErr w:type="spellEnd"/>
+              <w:t>.evtx</w:t>
+            </w:r>
             <w:r>
               <w:t xml:space="preserve"> files</w:t>
             </w:r>
@@ -3668,23 +2860,7 @@
               <w:pStyle w:val="Compact"/>
             </w:pPr>
             <w:r>
-              <w:t xml:space="preserve">Remove the PS host from vRO Inventory → PowerShell; revert </w:t>
-            </w:r>
-            <w:proofErr w:type="spellStart"/>
-            <w:r>
-              <w:t>WinRM</w:t>
-            </w:r>
-            <w:proofErr w:type="spellEnd"/>
-            <w:r>
-              <w:t xml:space="preserve">/Kerberos config per the PS-Host guide. Does not affect the Windows Server beyond </w:t>
-            </w:r>
-            <w:proofErr w:type="spellStart"/>
-            <w:r>
-              <w:t>WinRM</w:t>
-            </w:r>
-            <w:proofErr w:type="spellEnd"/>
-            <w:r>
-              <w:t xml:space="preserve"> config</w:t>
+              <w:t>Remove the PS host from vRO Inventory → PowerShell; revert WinRM/Kerberos config per the PS-Host guide. Does not affect the Windows Server beyond WinRM config</w:t>
             </w:r>
           </w:p>
         </w:tc>
